--- a/klagomål/A 63026-2025 FSC-klagomål.docx
+++ b/klagomål/A 63026-2025 FSC-klagomål.docx
@@ -651,7 +651,7 @@
     <w:r>
       <w:tab/>
       <w:tab/>
-      <w:t>2025-12-19</w:t>
+      <w:t>2025-12-20</w:t>
       <w:br/>
       <w:br/>
     </w:r>

--- a/klagomål/A 63026-2025 FSC-klagomål.docx
+++ b/klagomål/A 63026-2025 FSC-klagomål.docx
@@ -163,7 +163,7 @@
         <w:pStyle w:val="Title"/>
       </w:pPr>
       <w:r>
-        <w:t>Inledande FSC- /PEFC-klagomål – information om höga naturvärden i avverkningsanmälan A 63026-2025 i Uppsala kommun</w:t>
+        <w:t>Inledande FSC- /PEFC-klagomål – information om höga naturvärden och fridlysta arter i avverkningsanmälan A 63026-2025 i Uppsala kommun</w:t>
       </w:r>
     </w:p>
     <w:p>
@@ -173,7 +173,7 @@
     </w:p>
     <w:p>
       <w:r>
-        <w:t>Nedan presenteras fynd av naturvårdsarter som gjorts i det avverkningsanmälda området, samt relevanta utdrag ur standarderna för FSC, Chain of Custody, Controlled Wood och PEFC.</w:t>
+        <w:t>Nedan presenteras fynd av naturvårdsarter och fridlysta arter som gjorts i det avverkningsanmälda området, samt relevanta utdrag ur standarderna för FSC, Chain of Custody, Controlled Wood och PEFC. I BILAGA 1 finns artfakta om fridlysta arter.</w:t>
       </w:r>
     </w:p>
     <w:p>
@@ -191,7 +191,7 @@
     </w:p>
     <w:p>
       <w:r>
-        <w:t>I avverkningsanmälan har följande 1 naturvårdsarter hittats: jättesvampmal (S). Arter som är signalarter enligt Skogsstyrelsen har markerats med (S).</w:t>
+        <w:t>I avverkningsanmälan har följande 2 naturvårdsarter hittats: spillkråka (NT, §4) och jättesvampmal (S). Av dessa är 1 rödlistade. För rödlistade arter har rödlistekategorin angivits inom parentes. Arter som är signalarter enligt Skogsstyrelsen har markerats med (S). För fridlysta arter anges även paragrafen i Artskyddsförordningen som arten är fridlyst enligt.</w:t>
       </w:r>
     </w:p>
     <w:p>
@@ -251,6 +251,49 @@
         <w:pStyle w:val="Heading1"/>
       </w:pPr>
       <w:r>
+        <w:t>Fridlysta arter</w:t>
+      </w:r>
+    </w:p>
+    <w:p>
+      <w:r>
+        <w:t>Följande fridlysta arter har sina livsmiljöer och växtplatser i den avverkningsanmälda skogen: spillkråka (NT, §4).</w:t>
+      </w:r>
+    </w:p>
+    <w:p>
+      <w:r>
+        <w:t xml:space="preserve">Observera att medlemsländerna är skyldiga att agera i enlighet med EU:s fågeldirektiv där det uttryckligen står att direktivet gäller för fåglar samt för deras ägg, bon och </w:t>
+      </w:r>
+      <w:r>
+        <w:rPr>
+          <w:b/>
+        </w:rPr>
+        <w:t xml:space="preserve">livsmiljöer </w:t>
+      </w:r>
+      <w:r>
+        <w:t>(artikel 1). Vidare att de åtgärder som vidtas inte får leda till en försämring av den nuvarande situationen beträffande bevarandet av de fågelarter som avses i artikel 1 (artikel 13). Fågeldirektivet är styrande för tillsynsansvariga myndigheters ärendehantering, ställningstaganden och beslutsfattande.</w:t>
+      </w:r>
+    </w:p>
+    <w:p>
+      <w:r>
+        <w:rPr>
+          <w:b/>
+        </w:rPr>
+        <w:t>Spillkråka (NT, §4)</w:t>
+      </w:r>
+      <w:r>
+        <w:t xml:space="preserve"> är rödlistad som nära hotad och ingår i bilaga 1 i EU:s fågeldirektiv. Den minskar i population på grund av minskad tillgång på lämpliga bo- och födoträd och minskad födotillgång. Spillkråkans minskningstakt har uppgått till 19 (24–10) % under de senaste 15 åren. Minskningstakten för den svenska populationen bedöms vara nära gränsvärdet för Sårbar (VU) (A2bc). Skogsbruk med korta omloppstider och täta, homogena ungskogar utgör det största hotet, (SLU Artdatabanken, 2023).</w:t>
+      </w:r>
+    </w:p>
+    <w:p>
+      <w:r>
+        <w:t>I BILAGA 1 finns mer detaljerad information om ekologi samt krav på livsmiljö hos fridlysta arter.</w:t>
+      </w:r>
+    </w:p>
+    <w:p>
+      <w:pPr>
+        <w:pStyle w:val="Heading1"/>
+      </w:pPr>
+      <w:r>
         <w:t>Certifiering</w:t>
       </w:r>
     </w:p>
@@ -298,6 +341,22 @@
       <w:r>
         <w:t>I den avverkningsanmälda skogen har fridlysta arter sina livsmiljöer och växtplatser. Att skada de fridlysta arternas livsmiljöer, växtplatser eller ekologiska funktion är inte tillåtet enligt artskyddsförordningen.</w:t>
       </w:r>
+      <w:r>
+        <w:rPr>
+          <w:i/>
+        </w:rPr>
+        <w:t xml:space="preserve"> EU:s medlemsländer och skogsbolag är skyldiga att agera i enlighet med EU:s fågeldirektiv där det uttryckligen står att direktivet gäller för fåglar samt för deras ägg, bon och </w:t>
+      </w:r>
+      <w:r>
+        <w:rPr>
+          <w:b/>
+          <w:i/>
+        </w:rPr>
+        <w:t xml:space="preserve">livsmiljöer </w:t>
+      </w:r>
+      <w:r>
+        <w:t>(artikel 1). Vidare att de åtgärder som vidtas inte får leda till en försämring av den nuvarande situationen beträffande bevarandet av de fågelarter som avses i artikel 1 (artikel 13).</w:t>
+      </w:r>
     </w:p>
     <w:p>
       <w:r>
@@ -336,7 +395,7 @@
         <w:rPr>
           <w:i/>
         </w:rPr>
-        <w:t>I det avverkningsanmälda skogsområdet har 1 naturvårdsarter varav 0 rödlistade arter sina livsmiljöer och växtplatser.</w:t>
+        <w:t>I det avverkningsanmälda skogsområdet har 2 naturvårdsarter varav 1 rödlistade arter sina livsmiljöer och växtplatser.</w:t>
       </w:r>
     </w:p>
     <w:p>
@@ -523,6 +582,59 @@
         <w:t>I den avverkningsanmälda skogen har fridlysta arter sina livsmiljöer och växtplatser. Att skada de fridlysta arternas livsmiljöer, växtplatser eller ekologiska funktion är inte tillåtet enligt artskyddsförordningen</w:t>
       </w:r>
     </w:p>
+    <w:p>
+      <w:r>
+        <w:br w:type="page"/>
+      </w:r>
+    </w:p>
+    <w:p>
+      <w:pPr>
+        <w:pStyle w:val="Title"/>
+      </w:pPr>
+      <w:r>
+        <w:t>BILAGA 1 – Fridlysta arter</w:t>
+      </w:r>
+    </w:p>
+    <w:p>
+      <w:pPr>
+        <w:pStyle w:val="Heading1"/>
+      </w:pPr>
+      <w:r>
+        <w:t>Spillkråka – ekologi samt krav på livsmiljön</w:t>
+      </w:r>
+    </w:p>
+    <w:p>
+      <w:r>
+        <w:t>Spillkråka (NT) är rödlistad som nära hotad, fridlyst enligt §4 Artskyddsförordningen och ingår i bilaga 1 i EU:s fågeldirektiv. Spillkråka lever i både barr- och blandskog liksom i ren lövskog. De tätaste populationerna tenderar att finnas i äldre, variationsrik blandskog med gott om död ved och gamla träd.</w:t>
+      </w:r>
+    </w:p>
+    <w:p>
+      <w:r>
+        <w:t>Varje par utnyttjar 400–1000 hektar skog beroende på skogens kvalitet. En minskning av populationen pågår på grund av minskad tillgång på lämpliga bo- och födoträd och minskad födotillgång. Spillkråkans minskningstakt har uppgått till 19 (24–10) % under de senaste 15 åren. Minskningstakten för den svenska populationen bedöms vara nära gränsvärdet för Sårbar (VU) (A2bc). Skogsbruk med korta omloppstider och täta, homogena ungskogar utgör det största hotet (Artdatabanken 2023).</w:t>
+      </w:r>
+    </w:p>
+    <w:p>
+      <w:pPr>
+        <w:pStyle w:val="Heading2"/>
+      </w:pPr>
+      <w:r>
+        <w:t>Referenser – spillkråka</w:t>
+      </w:r>
+    </w:p>
+    <w:p>
+      <w:r>
+        <w:t xml:space="preserve">SLU Artdatabanken, 2021. </w:t>
+      </w:r>
+      <w:r>
+        <w:rPr>
+          <w:i/>
+        </w:rPr>
+        <w:t xml:space="preserve">Artfaktablad. Naturvård – artfakta. </w:t>
+      </w:r>
+      <w:r>
+        <w:t>SLU Artdatabanken, Uppsala</w:t>
+      </w:r>
+    </w:p>
     <w:sectPr>
       <w:headerReference w:type="even" r:id="rId8"/>
       <w:headerReference w:type="default" r:id="rId9"/>
@@ -651,7 +763,7 @@
     <w:r>
       <w:tab/>
       <w:tab/>
-      <w:t>2025-12-20</w:t>
+      <w:t>2025-12-21</w:t>
       <w:br/>
       <w:br/>
     </w:r>

--- a/klagomål/A 63026-2025 FSC-klagomål.docx
+++ b/klagomål/A 63026-2025 FSC-klagomål.docx
@@ -763,7 +763,7 @@
     <w:r>
       <w:tab/>
       <w:tab/>
-      <w:t>2025-12-21</w:t>
+      <w:t>2025-12-22</w:t>
       <w:br/>
       <w:br/>
     </w:r>

--- a/klagomål/A 63026-2025 FSC-klagomål.docx
+++ b/klagomål/A 63026-2025 FSC-klagomål.docx
@@ -763,7 +763,7 @@
     <w:r>
       <w:tab/>
       <w:tab/>
-      <w:t>2025-12-22</w:t>
+      <w:t>2025-12-26</w:t>
       <w:br/>
       <w:br/>
     </w:r>

--- a/klagomål/A 63026-2025 FSC-klagomål.docx
+++ b/klagomål/A 63026-2025 FSC-klagomål.docx
@@ -763,7 +763,7 @@
     <w:r>
       <w:tab/>
       <w:tab/>
-      <w:t>2026-01-07</w:t>
+      <w:t>2026-01-08</w:t>
       <w:br/>
       <w:br/>
     </w:r>

--- a/klagomål/A 63026-2025 FSC-klagomål.docx
+++ b/klagomål/A 63026-2025 FSC-klagomål.docx
@@ -763,7 +763,7 @@
     <w:r>
       <w:tab/>
       <w:tab/>
-      <w:t>2026-01-08</w:t>
+      <w:t>2026-01-09</w:t>
       <w:br/>
       <w:br/>
     </w:r>

--- a/klagomål/A 63026-2025 FSC-klagomål.docx
+++ b/klagomål/A 63026-2025 FSC-klagomål.docx
@@ -763,7 +763,7 @@
     <w:r>
       <w:tab/>
       <w:tab/>
-      <w:t>2026-01-09</w:t>
+      <w:t>2026-01-10</w:t>
       <w:br/>
       <w:br/>
     </w:r>

--- a/klagomål/A 63026-2025 FSC-klagomål.docx
+++ b/klagomål/A 63026-2025 FSC-klagomål.docx
@@ -763,7 +763,7 @@
     <w:r>
       <w:tab/>
       <w:tab/>
-      <w:t>2026-01-10</w:t>
+      <w:t>2026-01-11</w:t>
       <w:br/>
       <w:br/>
     </w:r>

--- a/klagomål/A 63026-2025 FSC-klagomål.docx
+++ b/klagomål/A 63026-2025 FSC-klagomål.docx
@@ -763,7 +763,7 @@
     <w:r>
       <w:tab/>
       <w:tab/>
-      <w:t>2026-01-11</w:t>
+      <w:t>2026-01-12</w:t>
       <w:br/>
       <w:br/>
     </w:r>

--- a/klagomål/A 63026-2025 FSC-klagomål.docx
+++ b/klagomål/A 63026-2025 FSC-klagomål.docx
@@ -763,7 +763,7 @@
     <w:r>
       <w:tab/>
       <w:tab/>
-      <w:t>2026-01-12</w:t>
+      <w:t>2026-01-13</w:t>
       <w:br/>
       <w:br/>
     </w:r>

--- a/klagomål/A 63026-2025 FSC-klagomål.docx
+++ b/klagomål/A 63026-2025 FSC-klagomål.docx
@@ -763,7 +763,7 @@
     <w:r>
       <w:tab/>
       <w:tab/>
-      <w:t>2026-01-13</w:t>
+      <w:t>2026-01-14</w:t>
       <w:br/>
       <w:br/>
     </w:r>

--- a/klagomål/A 63026-2025 FSC-klagomål.docx
+++ b/klagomål/A 63026-2025 FSC-klagomål.docx
@@ -763,7 +763,7 @@
     <w:r>
       <w:tab/>
       <w:tab/>
-      <w:t>2026-01-14</w:t>
+      <w:t>2026-01-15</w:t>
       <w:br/>
       <w:br/>
     </w:r>

--- a/klagomål/A 63026-2025 FSC-klagomål.docx
+++ b/klagomål/A 63026-2025 FSC-klagomål.docx
@@ -763,7 +763,7 @@
     <w:r>
       <w:tab/>
       <w:tab/>
-      <w:t>2026-01-15</w:t>
+      <w:t>2026-01-16</w:t>
       <w:br/>
       <w:br/>
     </w:r>

--- a/klagomål/A 63026-2025 FSC-klagomål.docx
+++ b/klagomål/A 63026-2025 FSC-klagomål.docx
@@ -763,7 +763,7 @@
     <w:r>
       <w:tab/>
       <w:tab/>
-      <w:t>2026-01-16</w:t>
+      <w:t>2026-01-17</w:t>
       <w:br/>
       <w:br/>
     </w:r>

--- a/klagomål/A 63026-2025 FSC-klagomål.docx
+++ b/klagomål/A 63026-2025 FSC-klagomål.docx
@@ -763,7 +763,7 @@
     <w:r>
       <w:tab/>
       <w:tab/>
-      <w:t>2026-01-17</w:t>
+      <w:t>2026-01-18</w:t>
       <w:br/>
       <w:br/>
     </w:r>

--- a/klagomål/A 63026-2025 FSC-klagomål.docx
+++ b/klagomål/A 63026-2025 FSC-klagomål.docx
@@ -763,7 +763,7 @@
     <w:r>
       <w:tab/>
       <w:tab/>
-      <w:t>2026-01-18</w:t>
+      <w:t>2026-01-19</w:t>
       <w:br/>
       <w:br/>
     </w:r>

--- a/klagomål/A 63026-2025 FSC-klagomål.docx
+++ b/klagomål/A 63026-2025 FSC-klagomål.docx
@@ -763,7 +763,7 @@
     <w:r>
       <w:tab/>
       <w:tab/>
-      <w:t>2026-01-19</w:t>
+      <w:t>2026-01-20</w:t>
       <w:br/>
       <w:br/>
     </w:r>

--- a/klagomål/A 63026-2025 FSC-klagomål.docx
+++ b/klagomål/A 63026-2025 FSC-klagomål.docx
@@ -763,7 +763,7 @@
     <w:r>
       <w:tab/>
       <w:tab/>
-      <w:t>2026-01-20</w:t>
+      <w:t>2026-01-21</w:t>
       <w:br/>
       <w:br/>
     </w:r>

--- a/klagomål/A 63026-2025 FSC-klagomål.docx
+++ b/klagomål/A 63026-2025 FSC-klagomål.docx
@@ -763,7 +763,7 @@
     <w:r>
       <w:tab/>
       <w:tab/>
-      <w:t>2026-01-21</w:t>
+      <w:t>2026-01-23</w:t>
       <w:br/>
       <w:br/>
     </w:r>

--- a/klagomål/A 63026-2025 FSC-klagomål.docx
+++ b/klagomål/A 63026-2025 FSC-klagomål.docx
@@ -763,7 +763,7 @@
     <w:r>
       <w:tab/>
       <w:tab/>
-      <w:t>2026-01-23</w:t>
+      <w:t>2026-01-24</w:t>
       <w:br/>
       <w:br/>
     </w:r>

--- a/klagomål/A 63026-2025 FSC-klagomål.docx
+++ b/klagomål/A 63026-2025 FSC-klagomål.docx
@@ -763,7 +763,7 @@
     <w:r>
       <w:tab/>
       <w:tab/>
-      <w:t>2026-01-24</w:t>
+      <w:t>2026-01-25</w:t>
       <w:br/>
       <w:br/>
     </w:r>

--- a/klagomål/A 63026-2025 FSC-klagomål.docx
+++ b/klagomål/A 63026-2025 FSC-klagomål.docx
@@ -763,7 +763,7 @@
     <w:r>
       <w:tab/>
       <w:tab/>
-      <w:t>2026-01-25</w:t>
+      <w:t>2026-01-26</w:t>
       <w:br/>
       <w:br/>
     </w:r>

--- a/klagomål/A 63026-2025 FSC-klagomål.docx
+++ b/klagomål/A 63026-2025 FSC-klagomål.docx
@@ -763,7 +763,7 @@
     <w:r>
       <w:tab/>
       <w:tab/>
-      <w:t>2026-01-26</w:t>
+      <w:t>2026-01-27</w:t>
       <w:br/>
       <w:br/>
     </w:r>

--- a/klagomål/A 63026-2025 FSC-klagomål.docx
+++ b/klagomål/A 63026-2025 FSC-klagomål.docx
@@ -763,7 +763,7 @@
     <w:r>
       <w:tab/>
       <w:tab/>
-      <w:t>2026-01-27</w:t>
+      <w:t>2026-01-28</w:t>
       <w:br/>
       <w:br/>
     </w:r>

--- a/klagomål/A 63026-2025 FSC-klagomål.docx
+++ b/klagomål/A 63026-2025 FSC-klagomål.docx
@@ -112,7 +112,7 @@
         <w:pStyle w:val="ListBullet"/>
       </w:pPr>
       <w:r>
-        <w:t>Om ett ombud (tex Norra skog eller Mellanskog) avverkningsanmäler en skog med naturvärden motsvarande nyckelbiotops kvalité men markägaren inte är FSC certifierad, bör du skicka in ett FSC kontrollerat virke klagomål. Då ska klagomålet skickas till ombudsföretaget.</w:t>
+        <w:t>Om ett ombud (tex Norra skog eller Mellanskog) avverkningsanmäler en skog med naturvärden motsvarande nyckelbiotops kvalitet men markägaren inte är FSC certifierad, bör du skicka in ett FSC kontrollerat virke klagomål. Då ska klagomålet skickas till ombudsföretaget.</w:t>
       </w:r>
     </w:p>
     <w:p>
@@ -281,7 +281,25 @@
         <w:t>Spillkråka (NT, §4)</w:t>
       </w:r>
       <w:r>
-        <w:t xml:space="preserve"> är rödlistad som nära hotad och ingår i bilaga 1 i EU:s fågeldirektiv. Den minskar i population på grund av minskad tillgång på lämpliga bo- och födoträd och minskad födotillgång. Spillkråkans minskningstakt har uppgått till 19 (24–10) % under de senaste 15 åren. Minskningstakten för den svenska populationen bedöms vara nära gränsvärdet för Sårbar (VU) (A2bc). Skogsbruk med korta omloppstider och täta, homogena ungskogar utgör det största hotet, (SLU Artdatabanken, 2023).</w:t>
+        <w:t xml:space="preserve"> är rödlistad som nära hotad och ingår i bilaga 1 i EU:s fågeldirektiv. Den minskar i population på grund av minskad tillgång på lämpliga bo- och födoträd och minskad födotillgång. Spillkråkans minskningstakt har uppgått till 19 (24–10) % under de senaste 15 åren. Minskningstakten för den svenska populationen bedöms vara nära gränsvärdet för Sårbar (VU) (A2bc). Skogsbruk med korta omloppstider och täta, homogena ungskogar utgör det största hotet. Spillkråka är typisk art för </w:t>
+      </w:r>
+      <w:r>
+        <w:rPr>
+          <w:i/>
+        </w:rPr>
+        <w:t xml:space="preserve">9010 Taiga </w:t>
+      </w:r>
+      <w:r>
+        <w:t>och</w:t>
+      </w:r>
+      <w:r>
+        <w:rPr>
+          <w:i/>
+        </w:rPr>
+        <w:t xml:space="preserve"> 9740 Skogsbevuxen myr </w:t>
+      </w:r>
+      <w:r>
+        <w:t>(SLU Artdatabanken, 2023).</w:t>
       </w:r>
     </w:p>
     <w:p>
@@ -605,12 +623,30 @@
     </w:p>
     <w:p>
       <w:r>
-        <w:t>Spillkråka (NT) är rödlistad som nära hotad, fridlyst enligt §4 Artskyddsförordningen och ingår i bilaga 1 i EU:s fågeldirektiv. Spillkråka lever i både barr- och blandskog liksom i ren lövskog. De tätaste populationerna tenderar att finnas i äldre, variationsrik blandskog med gott om död ved och gamla träd.</w:t>
+        <w:t xml:space="preserve">Spillkråka (NT) är rödlistad som nära hotad, fridlyst enligt §4 Artskyddsförordningen, typisk art för </w:t>
+      </w:r>
+      <w:r>
+        <w:rPr>
+          <w:i/>
+        </w:rPr>
+        <w:t xml:space="preserve">9010 Taiga </w:t>
+      </w:r>
+      <w:r>
+        <w:t>och</w:t>
+      </w:r>
+      <w:r>
+        <w:rPr>
+          <w:i/>
+        </w:rPr>
+        <w:t xml:space="preserve"> 9740 Skogsbevuxen myr</w:t>
+      </w:r>
+      <w:r>
+        <w:t xml:space="preserve"> och ingår i bilaga 1 i EU:s fågeldirektiv. Spillkråka lever i både barr- och blandskog liksom i ren lövskog. De tätaste populationerna tenderar att finnas i äldre, variationsrik blandskog med gott om död ved och gamla träd.</w:t>
       </w:r>
     </w:p>
     <w:p>
       <w:r>
-        <w:t>Varje par utnyttjar 400–1000 hektar skog beroende på skogens kvalitet. En minskning av populationen pågår på grund av minskad tillgång på lämpliga bo- och födoträd och minskad födotillgång. Spillkråkans minskningstakt har uppgått till 19 (24–10) % under de senaste 15 åren. Minskningstakten för den svenska populationen bedöms vara nära gränsvärdet för Sårbar (VU) (A2bc). Skogsbruk med korta omloppstider och täta, homogena ungskogar utgör det största hotet (Artdatabanken 2023).</w:t>
+        <w:t>Varje par utnyttjar 400–1000 hektar skog beroende på skogens kvalitet. En minskning av populationen pågår på grund av minskad tillgång på lämpliga bo- och födoträd och minskad födotillgång. Spillkråkans minskningstakt har uppgått till 19 (24–10) % under de senaste 15 åren. Minskningstakten för den svenska populationen bedöms vara nära gränsvärdet för Sårbar (VU) (A2bc). Skogsbruk med korta omloppstider och täta, homogena ungskogar utgör det största hotet (SLU Artdatabanken 2023).</w:t>
       </w:r>
     </w:p>
     <w:p>
@@ -763,7 +799,7 @@
     <w:r>
       <w:tab/>
       <w:tab/>
-      <w:t>2026-01-28</w:t>
+      <w:t>2026-01-29</w:t>
       <w:br/>
       <w:br/>
     </w:r>

--- a/klagomål/A 63026-2025 FSC-klagomål.docx
+++ b/klagomål/A 63026-2025 FSC-klagomål.docx
@@ -799,7 +799,7 @@
     <w:r>
       <w:tab/>
       <w:tab/>
-      <w:t>2026-01-29</w:t>
+      <w:t>2026-01-30</w:t>
       <w:br/>
       <w:br/>
     </w:r>

--- a/klagomål/A 63026-2025 FSC-klagomål.docx
+++ b/klagomål/A 63026-2025 FSC-klagomål.docx
@@ -799,7 +799,7 @@
     <w:r>
       <w:tab/>
       <w:tab/>
-      <w:t>2026-01-30</w:t>
+      <w:t>2026-01-31</w:t>
       <w:br/>
       <w:br/>
     </w:r>

--- a/klagomål/A 63026-2025 FSC-klagomål.docx
+++ b/klagomål/A 63026-2025 FSC-klagomål.docx
@@ -244,6 +244,17 @@
       </w:pPr>
       <w:r>
         <w:t>Figur 1. Fyndplatser för naturvårdsarter i det avverkningsanmälda området (röd linje). Markörer utan svart kant är placerade på fyndplatsen. Markörer med svart kant är placerade vid sidan av fyndplatsen och har ett svart streck som visar fyndplatsens exakta position. Kartans mittpunktskoordinat är N 6664418, E 631804 i SWEREF 99 TM.</w:t>
+      </w:r>
+    </w:p>
+    <w:p>
+      <w:r>
+        <w:rPr>
+          <w:b/>
+        </w:rPr>
+        <w:t>Jättesvampmal</w:t>
+      </w:r>
+      <w:r>
+        <w:t xml:space="preserve"> är en fjäril som flyger i juli i mer eller mindre orörd gammal löv- eller blandskog, särskilt sådan med björk och bok. Larven lever i fnöskticka m.fl. tickor och kläckhålen och resterna av larvgångar i äldre fruktkroppar är lätta att känna igen och inventera. Arten hotas av avverkning av gamla, svampangripna lövträd samt bortforsling av döda lövträd, vindfällen och lågor. Gamla lövträd och naturbestånd med lövskog - särskilt björk och bok - bör sparas så långt möjligt och död ved lämnas kvar i skogen (SLU Artdatabanken, 2025).</w:t>
       </w:r>
     </w:p>
     <w:p>
@@ -799,7 +810,7 @@
     <w:r>
       <w:tab/>
       <w:tab/>
-      <w:t>2026-03-02</w:t>
+      <w:t>2026-03-03</w:t>
       <w:br/>
       <w:br/>
     </w:r>

--- a/klagomål/A 63026-2025 FSC-klagomål.docx
+++ b/klagomål/A 63026-2025 FSC-klagomål.docx
@@ -810,7 +810,7 @@
     <w:r>
       <w:tab/>
       <w:tab/>
-      <w:t>2026-03-03</w:t>
+      <w:t>2026-03-04</w:t>
       <w:br/>
       <w:br/>
     </w:r>

--- a/klagomål/A 63026-2025 FSC-klagomål.docx
+++ b/klagomål/A 63026-2025 FSC-klagomål.docx
@@ -810,7 +810,7 @@
     <w:r>
       <w:tab/>
       <w:tab/>
-      <w:t>2026-03-04</w:t>
+      <w:t>2026-03-05</w:t>
       <w:br/>
       <w:br/>
     </w:r>

--- a/klagomål/A 63026-2025 FSC-klagomål.docx
+++ b/klagomål/A 63026-2025 FSC-klagomål.docx
@@ -810,7 +810,7 @@
     <w:r>
       <w:tab/>
       <w:tab/>
-      <w:t>2026-03-05</w:t>
+      <w:t>2026-03-06</w:t>
       <w:br/>
       <w:br/>
     </w:r>

--- a/klagomål/A 63026-2025 FSC-klagomål.docx
+++ b/klagomål/A 63026-2025 FSC-klagomål.docx
@@ -810,7 +810,7 @@
     <w:r>
       <w:tab/>
       <w:tab/>
-      <w:t>2026-03-06</w:t>
+      <w:t>2026-03-07</w:t>
       <w:br/>
       <w:br/>
     </w:r>

--- a/klagomål/A 63026-2025 FSC-klagomål.docx
+++ b/klagomål/A 63026-2025 FSC-klagomål.docx
@@ -824,7 +824,7 @@
     <w:r>
       <w:tab/>
       <w:tab/>
-      <w:t>2026-04-14</w:t>
+      <w:t>2026-04-15</w:t>
       <w:br/>
       <w:br/>
     </w:r>

--- a/klagomål/A 63026-2025 FSC-klagomål.docx
+++ b/klagomål/A 63026-2025 FSC-klagomål.docx
@@ -824,7 +824,7 @@
     <w:r>
       <w:tab/>
       <w:tab/>
-      <w:t>2026-04-15</w:t>
+      <w:t>2026-04-16</w:t>
       <w:br/>
       <w:br/>
     </w:r>

--- a/klagomål/A 63026-2025 FSC-klagomål.docx
+++ b/klagomål/A 63026-2025 FSC-klagomål.docx
@@ -824,7 +824,7 @@
     <w:r>
       <w:tab/>
       <w:tab/>
-      <w:t>2026-04-16</w:t>
+      <w:t>2026-04-17</w:t>
       <w:br/>
       <w:br/>
     </w:r>

--- a/klagomål/A 63026-2025 FSC-klagomål.docx
+++ b/klagomål/A 63026-2025 FSC-klagomål.docx
@@ -824,7 +824,7 @@
     <w:r>
       <w:tab/>
       <w:tab/>
-      <w:t>2026-04-17</w:t>
+      <w:t>2026-04-18</w:t>
       <w:br/>
       <w:br/>
     </w:r>

--- a/klagomål/A 63026-2025 FSC-klagomål.docx
+++ b/klagomål/A 63026-2025 FSC-klagomål.docx
@@ -824,7 +824,7 @@
     <w:r>
       <w:tab/>
       <w:tab/>
-      <w:t>2026-04-18</w:t>
+      <w:t>2026-04-19</w:t>
       <w:br/>
       <w:br/>
     </w:r>

--- a/klagomål/A 63026-2025 FSC-klagomål.docx
+++ b/klagomål/A 63026-2025 FSC-klagomål.docx
@@ -824,7 +824,7 @@
     <w:r>
       <w:tab/>
       <w:tab/>
-      <w:t>2026-04-19</w:t>
+      <w:t>2026-04-20</w:t>
       <w:br/>
       <w:br/>
     </w:r>

--- a/klagomål/A 63026-2025 FSC-klagomål.docx
+++ b/klagomål/A 63026-2025 FSC-klagomål.docx
@@ -824,7 +824,7 @@
     <w:r>
       <w:tab/>
       <w:tab/>
-      <w:t>2026-04-20</w:t>
+      <w:t>2026-04-21</w:t>
       <w:br/>
       <w:br/>
     </w:r>

--- a/klagomål/A 63026-2025 FSC-klagomål.docx
+++ b/klagomål/A 63026-2025 FSC-klagomål.docx
@@ -824,7 +824,7 @@
     <w:r>
       <w:tab/>
       <w:tab/>
-      <w:t>2026-04-21</w:t>
+      <w:t>2026-04-22</w:t>
       <w:br/>
       <w:br/>
     </w:r>

--- a/klagomål/A 63026-2025 FSC-klagomål.docx
+++ b/klagomål/A 63026-2025 FSC-klagomål.docx
@@ -824,7 +824,7 @@
     <w:r>
       <w:tab/>
       <w:tab/>
-      <w:t>2026-04-22</w:t>
+      <w:t>2026-04-23</w:t>
       <w:br/>
       <w:br/>
     </w:r>

--- a/klagomål/A 63026-2025 FSC-klagomål.docx
+++ b/klagomål/A 63026-2025 FSC-klagomål.docx
@@ -824,7 +824,7 @@
     <w:r>
       <w:tab/>
       <w:tab/>
-      <w:t>2026-04-23</w:t>
+      <w:t>2026-04-24</w:t>
       <w:br/>
       <w:br/>
     </w:r>

--- a/klagomål/A 63026-2025 FSC-klagomål.docx
+++ b/klagomål/A 63026-2025 FSC-klagomål.docx
@@ -824,7 +824,7 @@
     <w:r>
       <w:tab/>
       <w:tab/>
-      <w:t>2026-04-24</w:t>
+      <w:t>2026-04-25</w:t>
       <w:br/>
       <w:br/>
     </w:r>

--- a/klagomål/A 63026-2025 FSC-klagomål.docx
+++ b/klagomål/A 63026-2025 FSC-klagomål.docx
@@ -824,7 +824,7 @@
     <w:r>
       <w:tab/>
       <w:tab/>
-      <w:t>2026-04-25</w:t>
+      <w:t>2026-04-26</w:t>
       <w:br/>
       <w:br/>
     </w:r>

--- a/klagomål/A 63026-2025 FSC-klagomål.docx
+++ b/klagomål/A 63026-2025 FSC-klagomål.docx
@@ -824,7 +824,7 @@
     <w:r>
       <w:tab/>
       <w:tab/>
-      <w:t>2026-04-26</w:t>
+      <w:t>2026-04-27</w:t>
       <w:br/>
       <w:br/>
     </w:r>

--- a/klagomål/A 63026-2025 FSC-klagomål.docx
+++ b/klagomål/A 63026-2025 FSC-klagomål.docx
@@ -824,7 +824,7 @@
     <w:r>
       <w:tab/>
       <w:tab/>
-      <w:t>2026-04-27</w:t>
+      <w:t>2026-04-28</w:t>
       <w:br/>
       <w:br/>
     </w:r>

--- a/klagomål/A 63026-2025 FSC-klagomål.docx
+++ b/klagomål/A 63026-2025 FSC-klagomål.docx
@@ -824,7 +824,7 @@
     <w:r>
       <w:tab/>
       <w:tab/>
-      <w:t>2026-04-28</w:t>
+      <w:t>2026-04-29</w:t>
       <w:br/>
       <w:br/>
     </w:r>

--- a/klagomål/A 63026-2025 FSC-klagomål.docx
+++ b/klagomål/A 63026-2025 FSC-klagomål.docx
@@ -824,7 +824,7 @@
     <w:r>
       <w:tab/>
       <w:tab/>
-      <w:t>2026-04-29</w:t>
+      <w:t>2026-04-30</w:t>
       <w:br/>
       <w:br/>
     </w:r>

--- a/klagomål/A 63026-2025 FSC-klagomål.docx
+++ b/klagomål/A 63026-2025 FSC-klagomål.docx
@@ -824,7 +824,7 @@
     <w:r>
       <w:tab/>
       <w:tab/>
-      <w:t>2026-04-30</w:t>
+      <w:t>2026-05-01</w:t>
       <w:br/>
       <w:br/>
     </w:r>

--- a/klagomål/A 63026-2025 FSC-klagomål.docx
+++ b/klagomål/A 63026-2025 FSC-klagomål.docx
@@ -824,7 +824,7 @@
     <w:r>
       <w:tab/>
       <w:tab/>
-      <w:t>2026-05-01</w:t>
+      <w:t>2026-05-02</w:t>
       <w:br/>
       <w:br/>
     </w:r>

--- a/klagomål/A 63026-2025 FSC-klagomål.docx
+++ b/klagomål/A 63026-2025 FSC-klagomål.docx
@@ -824,7 +824,7 @@
     <w:r>
       <w:tab/>
       <w:tab/>
-      <w:t>2026-05-02</w:t>
+      <w:t>2026-05-03</w:t>
       <w:br/>
       <w:br/>
     </w:r>

--- a/klagomål/A 63026-2025 FSC-klagomål.docx
+++ b/klagomål/A 63026-2025 FSC-klagomål.docx
@@ -824,7 +824,7 @@
     <w:r>
       <w:tab/>
       <w:tab/>
-      <w:t>2026-05-03</w:t>
+      <w:t>2026-05-04</w:t>
       <w:br/>
       <w:br/>
     </w:r>

--- a/klagomål/A 63026-2025 FSC-klagomål.docx
+++ b/klagomål/A 63026-2025 FSC-klagomål.docx
@@ -824,7 +824,7 @@
     <w:r>
       <w:tab/>
       <w:tab/>
-      <w:t>2026-05-04</w:t>
+      <w:t>2026-05-05</w:t>
       <w:br/>
       <w:br/>
     </w:r>

--- a/klagomål/A 63026-2025 FSC-klagomål.docx
+++ b/klagomål/A 63026-2025 FSC-klagomål.docx
@@ -824,7 +824,7 @@
     <w:r>
       <w:tab/>
       <w:tab/>
-      <w:t>2026-05-05</w:t>
+      <w:t>2026-05-06</w:t>
       <w:br/>
       <w:br/>
     </w:r>

--- a/klagomål/A 63026-2025 FSC-klagomål.docx
+++ b/klagomål/A 63026-2025 FSC-klagomål.docx
@@ -824,7 +824,7 @@
     <w:r>
       <w:tab/>
       <w:tab/>
-      <w:t>2026-05-16</w:t>
+      <w:t>2026-05-17</w:t>
       <w:br/>
       <w:br/>
     </w:r>

--- a/klagomål/A 63026-2025 FSC-klagomål.docx
+++ b/klagomål/A 63026-2025 FSC-klagomål.docx
@@ -824,7 +824,7 @@
     <w:r>
       <w:tab/>
       <w:tab/>
-      <w:t>2026-05-17</w:t>
+      <w:t>2026-05-18</w:t>
       <w:br/>
       <w:br/>
     </w:r>

--- a/klagomål/A 63026-2025 FSC-klagomål.docx
+++ b/klagomål/A 63026-2025 FSC-klagomål.docx
@@ -824,7 +824,7 @@
     <w:r>
       <w:tab/>
       <w:tab/>
-      <w:t>2026-05-18</w:t>
+      <w:t>2026-05-19</w:t>
       <w:br/>
       <w:br/>
     </w:r>

--- a/klagomål/A 63026-2025 FSC-klagomål.docx
+++ b/klagomål/A 63026-2025 FSC-klagomål.docx
@@ -824,7 +824,7 @@
     <w:r>
       <w:tab/>
       <w:tab/>
-      <w:t>2026-05-19</w:t>
+      <w:t>2026-05-20</w:t>
       <w:br/>
       <w:br/>
     </w:r>

--- a/klagomål/A 63026-2025 FSC-klagomål.docx
+++ b/klagomål/A 63026-2025 FSC-klagomål.docx
@@ -824,7 +824,7 @@
     <w:r>
       <w:tab/>
       <w:tab/>
-      <w:t>2026-06-15</w:t>
+      <w:t>2026-06-16</w:t>
       <w:br/>
       <w:br/>
     </w:r>

--- a/klagomål/A 63026-2025 FSC-klagomål.docx
+++ b/klagomål/A 63026-2025 FSC-klagomål.docx
@@ -824,7 +824,7 @@
     <w:r>
       <w:tab/>
       <w:tab/>
-      <w:t>2026-06-16</w:t>
+      <w:t>2026-06-17</w:t>
       <w:br/>
       <w:br/>
     </w:r>

--- a/klagomål/A 63026-2025 FSC-klagomål.docx
+++ b/klagomål/A 63026-2025 FSC-klagomål.docx
@@ -1,6 +1,6 @@
 
 <file path=word/document.xml><?xml version="1.0" encoding="utf-8"?>
-<w:document xmlns:wpc="http://schemas.microsoft.com/office/word/2010/wordprocessingCanvas" xmlns:cx="http://schemas.microsoft.com/office/drawing/2014/chartex" xmlns:cx1="http://schemas.microsoft.com/office/drawing/2015/9/8/chartex" xmlns:cx2="http://schemas.microsoft.com/office/drawing/2015/10/21/chartex" xmlns:cx3="http://schemas.microsoft.com/office/drawing/2016/5/9/chartex" xmlns:cx4="http://schemas.microsoft.com/office/drawing/2016/5/10/chartex" xmlns:cx5="http://schemas.microsoft.com/office/drawing/2016/5/11/chartex" xmlns:cx6="http://schemas.microsoft.com/office/drawing/2016/5/12/chartex" xmlns:cx7="http://schemas.microsoft.com/office/drawing/2016/5/13/chartex" xmlns:cx8="http://schemas.microsoft.com/office/drawing/2016/5/14/chartex" xmlns:mc="http://schemas.openxmlformats.org/markup-compatibility/2006" xmlns:aink="http://schemas.microsoft.com/office/drawing/2016/ink" xmlns:am3d="http://schemas.microsoft.com/office/drawing/2017/model3d" xmlns:o="urn:schemas-microsoft-com:office:office" xmlns:oel="http://schemas.microsoft.com/office/2019/extlst" xmlns:r="http://schemas.openxmlformats.org/officeDocument/2006/relationships" xmlns:m="http://schemas.openxmlformats.org/officeDocument/2006/math" xmlns:v="urn:schemas-microsoft-com:vml" xmlns:wp14="http://schemas.microsoft.com/office/word/2010/wordprocessingDrawing" xmlns:wp="http://schemas.openxmlformats.org/drawingml/2006/wordprocessingDrawing" xmlns:w10="urn:schemas-microsoft-com:office:word" xmlns:w="http://schemas.openxmlformats.org/wordprocessingml/2006/main" xmlns:w14="http://schemas.microsoft.com/office/word/2010/wordml" xmlns:w15="http://schemas.microsoft.com/office/word/2012/wordml" xmlns:w16cex="http://schemas.microsoft.com/office/word/2018/wordml/cex" xmlns:w16cid="http://schemas.microsoft.com/office/word/2016/wordml/cid" xmlns:w16="http://schemas.microsoft.com/office/word/2018/wordml" xmlns:w16sdtdh="http://schemas.microsoft.com/office/word/2020/wordml/sdtdatahash" xmlns:w16se="http://schemas.microsoft.com/office/word/2015/wordml/symex" xmlns:wpg="http://schemas.microsoft.com/office/word/2010/wordprocessingGroup" xmlns:wpi="http://schemas.microsoft.com/office/word/2010/wordprocessingInk" xmlns:wne="http://schemas.microsoft.com/office/word/2006/wordml" xmlns:wps="http://schemas.microsoft.com/office/word/2010/wordprocessingShape" mc:Ignorable="w14 w15 w16se w16cid w16 w16cex w16sdtdh wp14">
+<w:document xmlns:wpc="http://schemas.microsoft.com/office/word/2010/wordprocessingCanvas" xmlns:cx="http://schemas.microsoft.com/office/drawing/2014/chartex" xmlns:cx1="http://schemas.microsoft.com/office/drawing/2015/9/8/chartex" xmlns:cx2="http://schemas.microsoft.com/office/drawing/2015/10/21/chartex" xmlns:cx3="http://schemas.microsoft.com/office/drawing/2016/5/9/chartex" xmlns:cx4="http://schemas.microsoft.com/office/drawing/2016/5/10/chartex" xmlns:cx5="http://schemas.microsoft.com/office/drawing/2016/5/11/chartex" xmlns:cx6="http://schemas.microsoft.com/office/drawing/2016/5/12/chartex" xmlns:cx7="http://schemas.microsoft.com/office/drawing/2016/5/13/chartex" xmlns:cx8="http://schemas.microsoft.com/office/drawing/2016/5/14/chartex" xmlns:mc="http://schemas.openxmlformats.org/markup-compatibility/2006" xmlns:aink="http://schemas.microsoft.com/office/drawing/2016/ink" xmlns:am3d="http://schemas.microsoft.com/office/drawing/2017/model3d" xmlns:o="urn:schemas-microsoft-com:office:office" xmlns:oel="http://schemas.microsoft.com/office/2019/extlst" xmlns:r="http://schemas.openxmlformats.org/officeDocument/2006/relationships" xmlns:m="http://schemas.openxmlformats.org/officeDocument/2006/math" xmlns:v="urn:schemas-microsoft-com:vml" xmlns:wp14="http://schemas.microsoft.com/office/word/2010/wordprocessingDrawing" xmlns:wp="http://schemas.openxmlformats.org/drawingml/2006/wordprocessingDrawing" xmlns:w10="urn:schemas-microsoft-com:office:word" xmlns:w="http://schemas.openxmlformats.org/wordprocessingml/2006/main" xmlns:w14="http://schemas.microsoft.com/office/word/2010/wordml" xmlns:w15="http://schemas.microsoft.com/office/word/2012/wordml" xmlns:w16cex="http://schemas.microsoft.com/office/word/2018/wordml/cex" xmlns:w16cid="http://schemas.microsoft.com/office/word/2016/wordml/cid" xmlns:w16="http://schemas.microsoft.com/office/word/2018/wordml" xmlns:w16du="http://schemas.microsoft.com/office/word/2023/wordml/word16du" xmlns:w16sdtdh="http://schemas.microsoft.com/office/word/2020/wordml/sdtdatahash" xmlns:w16sdtfl="http://schemas.microsoft.com/office/word/2024/wordml/sdtformatlock" xmlns:w16se="http://schemas.microsoft.com/office/word/2015/wordml/symex" xmlns:wpg="http://schemas.microsoft.com/office/word/2010/wordprocessingGroup" xmlns:wpi="http://schemas.microsoft.com/office/word/2010/wordprocessingInk" xmlns:wne="http://schemas.microsoft.com/office/word/2006/wordml" xmlns:wps="http://schemas.microsoft.com/office/word/2010/wordprocessingShape" mc:Ignorable="w14 w15 w16se w16cid w16 w16cex w16sdtdh w16sdtfl w16du wp14">
   <w:body>
     <w:p>
       <w:r>
@@ -168,7 +168,7 @@
     </w:p>
     <w:p>
       <w:r>
-        <w:t>Detta dokument behandlar höga naturvärden i avverkningsanmälan A 63026-2025 i Uppsala kommun. Denna avverkningsanmälan inkom 2025-12-18 14:17:36 och omfattar 1,1 ha.</w:t>
+        <w:t>Detta dokument behandlar höga naturvärden i avverkningsanmälan A 63026-2025 i Uppsala kommun som inkom 2025-12-18 och omfattar 1,1 ha.</w:t>
       </w:r>
     </w:p>
     <w:p>
@@ -191,12 +191,15 @@
     </w:p>
     <w:p>
       <w:r>
-        <w:t>I avverkningsanmälan har följande 2 naturvårdsarter hittats: spillkråka (NT, §4) och jättesvampmal (S). Av dessa är 1 rödlistade. För rödlistade arter har rödlistekategorin angivits inom parentes. Arter som är signalarter enligt Skogsstyrelsen har markerats med (S). För fridlysta arter anges även paragrafen i Artskyddsförordningen som arten är fridlyst enligt.</w:t>
+        <w:t>I och inom 21 meter från avverkningsanmälan har följande 5 naturvårdsarter hittats: rynkskinn (NT, T), ullticka (NT, T), jättesvampmal (S), spillkråka (T, §4) och revlummer (§9). Av dessa är 2 rödlistade. För rödlistade arter har rödlistekategorin angivits inom parentes. Arter som är signalarter enligt Skogsstyrelsen har markerats med (S). Typiska arter inom Natura 2000 som är kopplade till skogsekosystem har markerats med (T). För fridlysta arter anges även paragrafen i Artskyddsförordningen som arten är fridlyst enligt.</w:t>
       </w:r>
     </w:p>
     <w:p>
       <w:r>
-        <w:t>De påträffade naturvårdsarterna är ett tydligt kvitto på att detta rör sig om en skog med höga naturvärden. I Figur 1 visas en karta över det avverkningsanmälda området, där samtliga fyndplatser för naturvårdsarter som finns registrerade på Artportalen har markerats.</w:t>
+        <w:t>De påträffade naturvårdsarterna är ett tydligt kvitto på att det rör sig om en skog med höga naturvärden.</w:t>
+      </w:r>
+      <w:r>
+        <w:t xml:space="preserve"> I Figur 1 visas fyndplatser för naturvårdsarter i området, som finns registrerade på Artportalen.</w:t>
       </w:r>
     </w:p>
     <w:p>
@@ -206,7 +209,7 @@
       <w:r>
         <w:drawing>
           <wp:inline xmlns:a="http://schemas.openxmlformats.org/drawingml/2006/main" xmlns:pic="http://schemas.openxmlformats.org/drawingml/2006/picture">
-            <wp:extent cx="5486400" cy="4361054"/>
+            <wp:extent cx="5486400" cy="5559929"/>
             <wp:docPr id="1" name="Picture 1"/>
             <wp:cNvGraphicFramePr>
               <a:graphicFrameLocks noChangeAspect="1"/>
@@ -227,7 +230,7 @@
                   <pic:spPr>
                     <a:xfrm>
                       <a:off x="0" y="0"/>
-                      <a:ext cx="5486400" cy="4361054"/>
+                      <a:ext cx="5486400" cy="5559929"/>
                     </a:xfrm>
                     <a:prstGeom prst="rect"/>
                   </pic:spPr>
@@ -241,25 +244,15 @@
     <w:p>
       <w:pPr>
         <w:pStyle w:val="Caption"/>
+        <w:spacing w:after="240"/>
       </w:pPr>
       <w:r>
-        <w:t>Figur 1. Fyndplatser för naturvårdsarter i det avverkningsanmälda området (röd linje). Markörer utan svart kant är placerade på fyndplatsen. Markörer med svart kant är placerade vid sidan av fyndplatsen och har ett svart streck som visar fyndplatsens exakta position. Kartans mittpunktskoordinat är N 6664418, E 631804 i SWEREF 99 TM.</w:t>
-      </w:r>
-    </w:p>
-    <w:p>
-      <w:r>
-        <w:rPr>
-          <w:b/>
-        </w:rPr>
-        <w:t>Jättesvampmal</w:t>
-      </w:r>
-      <w:r>
-        <w:t xml:space="preserve"> är en fjäril som flyger i juli i mer eller mindre orörd gammal löv- eller blandskog, särskilt sådan med björk och bok. Larven lever i fnöskticka m.fl. tickor och kläckhålen och resterna av larvgångar i äldre fruktkroppar är lätta att känna igen och inventera. Arten hotas av avverkning av gamla, svampangripna lövträd samt bortforsling av döda lövträd, vindfällen och lågor. Gamla lövträd och naturbestånd med lövskog - särskilt björk och bok - bör sparas så långt möjligt och död ved lämnas kvar i skogen (SLU Artdatabanken, 2025).</w:t>
+        <w:t>Figur 1. Fyndplatser för naturvårdsarter i och inom 21 meter från avverkningsanmälan (röd linje). Markörer utan svart kant är placerade på fyndplatsen. Markörer med svart kant är placerade vid sidan av fyndplatsen och har ett svart streck som visar fyndplatsens exakta position. Kartans mittpunktskoordinat är N 6664418, E 631804 i SWEREF 99 TM.</w:t>
       </w:r>
     </w:p>
     <w:p>
       <w:pPr>
-        <w:pStyle w:val="Heading1"/>
+        <w:pStyle w:val="Heading2"/>
       </w:pPr>
       <w:r>
         <w:t>Fridlysta arter</w:t>
@@ -267,7 +260,7 @@
     </w:p>
     <w:p>
       <w:r>
-        <w:t>Följande fridlysta arter har sina livsmiljöer och växtplatser i den avverkningsanmälda skogen: spillkråka (NT, §4).</w:t>
+        <w:t>Följande fridlysta arter har sina livsmiljöer och växtplatser i den avverkningsanmälda skogen: spillkråka (T, §4) och revlummer (§9).</w:t>
       </w:r>
     </w:p>
     <w:p>
@@ -316,6 +309,110 @@
     <w:p>
       <w:r>
         <w:t>I BILAGA 1 finns mer detaljerad information om ekologi samt krav på livsmiljö hos fridlysta arter.</w:t>
+      </w:r>
+    </w:p>
+    <w:p>
+      <w:pPr>
+        <w:pStyle w:val="Heading2"/>
+      </w:pPr>
+      <w:r>
+        <w:t>Övriga naturvårdsarter</w:t>
+      </w:r>
+    </w:p>
+    <w:p>
+      <w:r>
+        <w:rPr>
+          <w:b/>
+        </w:rPr>
+        <w:t>Jättesvampmal</w:t>
+      </w:r>
+      <w:r>
+        <w:t xml:space="preserve"> är en fjäril som flyger i juli i mer eller mindre orörd gammal löv- eller blandskog, särskilt sådan med björk och bok. Larven lever i fnöskticka m.fl. tickor och kläckhålen och resterna av larvgångar i äldre fruktkroppar är lätta att känna igen och inventera. Arten hotas av avverkning av gamla, svampangripna lövträd samt bortforsling av döda lövträd, vindfällen och lågor. Gamla lövträd och naturbestånd med lövskog - särskilt björk och bok - bör sparas så långt möjligt och död ved lämnas kvar i skogen (SLU Artdatabanken, 2025).</w:t>
+      </w:r>
+    </w:p>
+    <w:p>
+      <w:r>
+        <w:rPr>
+          <w:b/>
+        </w:rPr>
+        <w:t>Rynkskinn (NT)</w:t>
+      </w:r>
+      <w:r>
+        <w:t xml:space="preserve"> är en vednedbrytare som växer på grova granlågor och ingår i en karaktäristisk association av vedsvampar knutna till urskogsartade barrskogar. Den har klassificerats som en “urskogsindikator” och är placerad i toppen av Skogsstyrelsens värdepyramid för bedömning av skog med höga naturvärden. Allt tyder på att rynkskinn är mycket känslig för skogliga ingrepp och lokalerna, som oftast har höga biologiska kvaliteter, bör lämnas till fri utveckling. Rynkskinn är typisk art för </w:t>
+      </w:r>
+      <w:r>
+        <w:rPr>
+          <w:i/>
+        </w:rPr>
+        <w:t xml:space="preserve">9010 Taiga, 9050 Näringsrik granskog </w:t>
+      </w:r>
+      <w:r>
+        <w:t>och</w:t>
+      </w:r>
+      <w:r>
+        <w:rPr>
+          <w:i/>
+        </w:rPr>
+        <w:t xml:space="preserve"> 9030 Landhöjningsskog</w:t>
+      </w:r>
+      <w:r>
+        <w:t xml:space="preserve"> (Nitare &amp; Skogsstyrelsen, 2019; SLU Artdatabanken, 2026).</w:t>
+      </w:r>
+    </w:p>
+    <w:p>
+      <w:r>
+        <w:rPr>
+          <w:b/>
+        </w:rPr>
+        <w:t>Ullticka (NT)</w:t>
+      </w:r>
+      <w:r>
+        <w:t xml:space="preserve"> är knuten till restbestånd av barrnaturskog och förekommer med ett tydligt optimum i orörda eller måttligt påverkade gamla granskogar där det föreligger viss kontinuitet av grov död ved. Ullticka är en bra signalart inom hela sitt utbredningsområde och i södra Sverige är den sällsynt och en god signalart för skyddsvärda granskogsmiljöer. Den hotas av avverkning och fragmentering av naturskog och äldre granskog med lång trädkontinuitet. På ullticka kan ibland ulltickeporing (VU) påträffas - det är en sällsynt ticka som nyligen delats upp i de tre olika arterna ulltickeporing </w:t>
+      </w:r>
+      <w:r>
+        <w:rPr>
+          <w:i/>
+        </w:rPr>
+        <w:t xml:space="preserve">Skeletocutis brevispora </w:t>
+      </w:r>
+      <w:r>
+        <w:t>(VU)</w:t>
+      </w:r>
+      <w:r>
+        <w:rPr>
+          <w:i/>
+        </w:rPr>
+        <w:t>, Skeletocutis delicata</w:t>
+      </w:r>
+      <w:r>
+        <w:t xml:space="preserve"> (VU)</w:t>
+      </w:r>
+      <w:r>
+        <w:rPr>
+          <w:i/>
+        </w:rPr>
+        <w:t xml:space="preserve"> och Skeletocutis exilis</w:t>
+      </w:r>
+      <w:r>
+        <w:t xml:space="preserve"> (NT). Ullticka är typisk art för </w:t>
+      </w:r>
+      <w:r>
+        <w:rPr>
+          <w:i/>
+        </w:rPr>
+        <w:t xml:space="preserve">9010 Taiga, 9050 Näringsrik granskog </w:t>
+      </w:r>
+      <w:r>
+        <w:t xml:space="preserve">och </w:t>
+      </w:r>
+      <w:r>
+        <w:rPr>
+          <w:i/>
+        </w:rPr>
+        <w:t>9030 Landhöjningsskog</w:t>
+      </w:r>
+      <w:r>
+        <w:t xml:space="preserve"> (SLU Artdatabanken, 2026; Nitare &amp; Skogsstyrelsen, 2019; Miettinen &amp; Niemelä, 2018).</w:t>
       </w:r>
     </w:p>
     <w:p>
@@ -424,7 +521,7 @@
         <w:rPr>
           <w:i/>
         </w:rPr>
-        <w:t>I det avverkningsanmälda skogsområdet har 2 naturvårdsarter varav 1 rödlistade arter sina livsmiljöer och växtplatser.</w:t>
+        <w:t>I det avverkningsanmälda skogsområdet har 5 naturvårdsarter varav 2 rödlistade arter sina livsmiljöer och växtplatser.</w:t>
       </w:r>
     </w:p>
     <w:p>
@@ -714,7 +811,7 @@
 </file>
 
 <file path=word/endnotes.xml><?xml version="1.0" encoding="utf-8"?>
-<w:endnotes xmlns:wpc="http://schemas.microsoft.com/office/word/2010/wordprocessingCanvas" xmlns:cx="http://schemas.microsoft.com/office/drawing/2014/chartex" xmlns:cx1="http://schemas.microsoft.com/office/drawing/2015/9/8/chartex" xmlns:cx2="http://schemas.microsoft.com/office/drawing/2015/10/21/chartex" xmlns:cx3="http://schemas.microsoft.com/office/drawing/2016/5/9/chartex" xmlns:cx4="http://schemas.microsoft.com/office/drawing/2016/5/10/chartex" xmlns:cx5="http://schemas.microsoft.com/office/drawing/2016/5/11/chartex" xmlns:cx6="http://schemas.microsoft.com/office/drawing/2016/5/12/chartex" xmlns:cx7="http://schemas.microsoft.com/office/drawing/2016/5/13/chartex" xmlns:cx8="http://schemas.microsoft.com/office/drawing/2016/5/14/chartex" xmlns:mc="http://schemas.openxmlformats.org/markup-compatibility/2006" xmlns:aink="http://schemas.microsoft.com/office/drawing/2016/ink" xmlns:am3d="http://schemas.microsoft.com/office/drawing/2017/model3d" xmlns:o="urn:schemas-microsoft-com:office:office" xmlns:oel="http://schemas.microsoft.com/office/2019/extlst" xmlns:r="http://schemas.openxmlformats.org/officeDocument/2006/relationships" xmlns:m="http://schemas.openxmlformats.org/officeDocument/2006/math" xmlns:v="urn:schemas-microsoft-com:vml" xmlns:wp14="http://schemas.microsoft.com/office/word/2010/wordprocessingDrawing" xmlns:wp="http://schemas.openxmlformats.org/drawingml/2006/wordprocessingDrawing" xmlns:w10="urn:schemas-microsoft-com:office:word" xmlns:w="http://schemas.openxmlformats.org/wordprocessingml/2006/main" xmlns:w14="http://schemas.microsoft.com/office/word/2010/wordml" xmlns:w15="http://schemas.microsoft.com/office/word/2012/wordml" xmlns:w16cex="http://schemas.microsoft.com/office/word/2018/wordml/cex" xmlns:w16cid="http://schemas.microsoft.com/office/word/2016/wordml/cid" xmlns:w16="http://schemas.microsoft.com/office/word/2018/wordml" xmlns:w16sdtdh="http://schemas.microsoft.com/office/word/2020/wordml/sdtdatahash" xmlns:w16se="http://schemas.microsoft.com/office/word/2015/wordml/symex" xmlns:wpg="http://schemas.microsoft.com/office/word/2010/wordprocessingGroup" xmlns:wpi="http://schemas.microsoft.com/office/word/2010/wordprocessingInk" xmlns:wne="http://schemas.microsoft.com/office/word/2006/wordml" xmlns:wps="http://schemas.microsoft.com/office/word/2010/wordprocessingShape" mc:Ignorable="w14 w15 w16se w16cid w16 w16cex w16sdtdh wp14">
+<w:endnotes xmlns:wpc="http://schemas.microsoft.com/office/word/2010/wordprocessingCanvas" xmlns:cx="http://schemas.microsoft.com/office/drawing/2014/chartex" xmlns:cx1="http://schemas.microsoft.com/office/drawing/2015/9/8/chartex" xmlns:cx2="http://schemas.microsoft.com/office/drawing/2015/10/21/chartex" xmlns:cx3="http://schemas.microsoft.com/office/drawing/2016/5/9/chartex" xmlns:cx4="http://schemas.microsoft.com/office/drawing/2016/5/10/chartex" xmlns:cx5="http://schemas.microsoft.com/office/drawing/2016/5/11/chartex" xmlns:cx6="http://schemas.microsoft.com/office/drawing/2016/5/12/chartex" xmlns:cx7="http://schemas.microsoft.com/office/drawing/2016/5/13/chartex" xmlns:cx8="http://schemas.microsoft.com/office/drawing/2016/5/14/chartex" xmlns:mc="http://schemas.openxmlformats.org/markup-compatibility/2006" xmlns:aink="http://schemas.microsoft.com/office/drawing/2016/ink" xmlns:am3d="http://schemas.microsoft.com/office/drawing/2017/model3d" xmlns:o="urn:schemas-microsoft-com:office:office" xmlns:oel="http://schemas.microsoft.com/office/2019/extlst" xmlns:r="http://schemas.openxmlformats.org/officeDocument/2006/relationships" xmlns:m="http://schemas.openxmlformats.org/officeDocument/2006/math" xmlns:v="urn:schemas-microsoft-com:vml" xmlns:wp14="http://schemas.microsoft.com/office/word/2010/wordprocessingDrawing" xmlns:wp="http://schemas.openxmlformats.org/drawingml/2006/wordprocessingDrawing" xmlns:w10="urn:schemas-microsoft-com:office:word" xmlns:w="http://schemas.openxmlformats.org/wordprocessingml/2006/main" xmlns:w14="http://schemas.microsoft.com/office/word/2010/wordml" xmlns:w15="http://schemas.microsoft.com/office/word/2012/wordml" xmlns:w16cex="http://schemas.microsoft.com/office/word/2018/wordml/cex" xmlns:w16cid="http://schemas.microsoft.com/office/word/2016/wordml/cid" xmlns:w16="http://schemas.microsoft.com/office/word/2018/wordml" xmlns:w16du="http://schemas.microsoft.com/office/word/2023/wordml/word16du" xmlns:w16sdtdh="http://schemas.microsoft.com/office/word/2020/wordml/sdtdatahash" xmlns:w16sdtfl="http://schemas.microsoft.com/office/word/2024/wordml/sdtformatlock" xmlns:w16se="http://schemas.microsoft.com/office/word/2015/wordml/symex" xmlns:wpg="http://schemas.microsoft.com/office/word/2010/wordprocessingGroup" xmlns:wpi="http://schemas.microsoft.com/office/word/2010/wordprocessingInk" xmlns:wne="http://schemas.microsoft.com/office/word/2006/wordml" xmlns:wps="http://schemas.microsoft.com/office/word/2010/wordprocessingShape" mc:Ignorable="w14 w15 w16se w16cid w16 w16cex w16sdtdh w16sdtfl w16du wp14">
   <w:endnote w:type="separator" w:id="-1">
     <w:p>
       <w:pPr>
@@ -739,7 +836,7 @@
 </file>
 
 <file path=word/footer1.xml><?xml version="1.0" encoding="utf-8"?>
-<w:ftr xmlns:wpc="http://schemas.microsoft.com/office/word/2010/wordprocessingCanvas" xmlns:cx="http://schemas.microsoft.com/office/drawing/2014/chartex" xmlns:cx1="http://schemas.microsoft.com/office/drawing/2015/9/8/chartex" xmlns:cx2="http://schemas.microsoft.com/office/drawing/2015/10/21/chartex" xmlns:cx3="http://schemas.microsoft.com/office/drawing/2016/5/9/chartex" xmlns:cx4="http://schemas.microsoft.com/office/drawing/2016/5/10/chartex" xmlns:cx5="http://schemas.microsoft.com/office/drawing/2016/5/11/chartex" xmlns:cx6="http://schemas.microsoft.com/office/drawing/2016/5/12/chartex" xmlns:cx7="http://schemas.microsoft.com/office/drawing/2016/5/13/chartex" xmlns:cx8="http://schemas.microsoft.com/office/drawing/2016/5/14/chartex" xmlns:mc="http://schemas.openxmlformats.org/markup-compatibility/2006" xmlns:aink="http://schemas.microsoft.com/office/drawing/2016/ink" xmlns:am3d="http://schemas.microsoft.com/office/drawing/2017/model3d" xmlns:o="urn:schemas-microsoft-com:office:office" xmlns:oel="http://schemas.microsoft.com/office/2019/extlst" xmlns:r="http://schemas.openxmlformats.org/officeDocument/2006/relationships" xmlns:m="http://schemas.openxmlformats.org/officeDocument/2006/math" xmlns:v="urn:schemas-microsoft-com:vml" xmlns:wp14="http://schemas.microsoft.com/office/word/2010/wordprocessingDrawing" xmlns:wp="http://schemas.openxmlformats.org/drawingml/2006/wordprocessingDrawing" xmlns:w10="urn:schemas-microsoft-com:office:word" xmlns:w="http://schemas.openxmlformats.org/wordprocessingml/2006/main" xmlns:w14="http://schemas.microsoft.com/office/word/2010/wordml" xmlns:w15="http://schemas.microsoft.com/office/word/2012/wordml" xmlns:w16cex="http://schemas.microsoft.com/office/word/2018/wordml/cex" xmlns:w16cid="http://schemas.microsoft.com/office/word/2016/wordml/cid" xmlns:w16="http://schemas.microsoft.com/office/word/2018/wordml" xmlns:w16sdtdh="http://schemas.microsoft.com/office/word/2020/wordml/sdtdatahash" xmlns:w16se="http://schemas.microsoft.com/office/word/2015/wordml/symex" xmlns:wpg="http://schemas.microsoft.com/office/word/2010/wordprocessingGroup" xmlns:wpi="http://schemas.microsoft.com/office/word/2010/wordprocessingInk" xmlns:wne="http://schemas.microsoft.com/office/word/2006/wordml" xmlns:wps="http://schemas.microsoft.com/office/word/2010/wordprocessingShape" mc:Ignorable="w14 w15 w16se w16cid w16 w16cex w16sdtdh wp14">
+<w:ftr xmlns:wpc="http://schemas.microsoft.com/office/word/2010/wordprocessingCanvas" xmlns:cx="http://schemas.microsoft.com/office/drawing/2014/chartex" xmlns:cx1="http://schemas.microsoft.com/office/drawing/2015/9/8/chartex" xmlns:cx2="http://schemas.microsoft.com/office/drawing/2015/10/21/chartex" xmlns:cx3="http://schemas.microsoft.com/office/drawing/2016/5/9/chartex" xmlns:cx4="http://schemas.microsoft.com/office/drawing/2016/5/10/chartex" xmlns:cx5="http://schemas.microsoft.com/office/drawing/2016/5/11/chartex" xmlns:cx6="http://schemas.microsoft.com/office/drawing/2016/5/12/chartex" xmlns:cx7="http://schemas.microsoft.com/office/drawing/2016/5/13/chartex" xmlns:cx8="http://schemas.microsoft.com/office/drawing/2016/5/14/chartex" xmlns:mc="http://schemas.openxmlformats.org/markup-compatibility/2006" xmlns:aink="http://schemas.microsoft.com/office/drawing/2016/ink" xmlns:am3d="http://schemas.microsoft.com/office/drawing/2017/model3d" xmlns:o="urn:schemas-microsoft-com:office:office" xmlns:oel="http://schemas.microsoft.com/office/2019/extlst" xmlns:r="http://schemas.openxmlformats.org/officeDocument/2006/relationships" xmlns:m="http://schemas.openxmlformats.org/officeDocument/2006/math" xmlns:v="urn:schemas-microsoft-com:vml" xmlns:wp14="http://schemas.microsoft.com/office/word/2010/wordprocessingDrawing" xmlns:wp="http://schemas.openxmlformats.org/drawingml/2006/wordprocessingDrawing" xmlns:w10="urn:schemas-microsoft-com:office:word" xmlns:w="http://schemas.openxmlformats.org/wordprocessingml/2006/main" xmlns:w14="http://schemas.microsoft.com/office/word/2010/wordml" xmlns:w15="http://schemas.microsoft.com/office/word/2012/wordml" xmlns:w16cex="http://schemas.microsoft.com/office/word/2018/wordml/cex" xmlns:w16cid="http://schemas.microsoft.com/office/word/2016/wordml/cid" xmlns:w16="http://schemas.microsoft.com/office/word/2018/wordml" xmlns:w16du="http://schemas.microsoft.com/office/word/2023/wordml/word16du" xmlns:w16sdtdh="http://schemas.microsoft.com/office/word/2020/wordml/sdtdatahash" xmlns:w16sdtfl="http://schemas.microsoft.com/office/word/2024/wordml/sdtformatlock" xmlns:w16se="http://schemas.microsoft.com/office/word/2015/wordml/symex" xmlns:wpg="http://schemas.microsoft.com/office/word/2010/wordprocessingGroup" xmlns:wpi="http://schemas.microsoft.com/office/word/2010/wordprocessingInk" xmlns:wne="http://schemas.microsoft.com/office/word/2006/wordml" xmlns:wps="http://schemas.microsoft.com/office/word/2010/wordprocessingShape" mc:Ignorable="w14 w15 w16se w16cid w16 w16cex w16sdtdh w16sdtfl w16du wp14">
   <w:p>
     <w:pPr>
       <w:pStyle w:val="Footer"/>
@@ -749,7 +846,7 @@
 </file>
 
 <file path=word/footer2.xml><?xml version="1.0" encoding="utf-8"?>
-<w:ftr xmlns:wpc="http://schemas.microsoft.com/office/word/2010/wordprocessingCanvas" xmlns:cx="http://schemas.microsoft.com/office/drawing/2014/chartex" xmlns:cx1="http://schemas.microsoft.com/office/drawing/2015/9/8/chartex" xmlns:cx2="http://schemas.microsoft.com/office/drawing/2015/10/21/chartex" xmlns:cx3="http://schemas.microsoft.com/office/drawing/2016/5/9/chartex" xmlns:cx4="http://schemas.microsoft.com/office/drawing/2016/5/10/chartex" xmlns:cx5="http://schemas.microsoft.com/office/drawing/2016/5/11/chartex" xmlns:cx6="http://schemas.microsoft.com/office/drawing/2016/5/12/chartex" xmlns:cx7="http://schemas.microsoft.com/office/drawing/2016/5/13/chartex" xmlns:cx8="http://schemas.microsoft.com/office/drawing/2016/5/14/chartex" xmlns:mc="http://schemas.openxmlformats.org/markup-compatibility/2006" xmlns:aink="http://schemas.microsoft.com/office/drawing/2016/ink" xmlns:am3d="http://schemas.microsoft.com/office/drawing/2017/model3d" xmlns:o="urn:schemas-microsoft-com:office:office" xmlns:oel="http://schemas.microsoft.com/office/2019/extlst" xmlns:r="http://schemas.openxmlformats.org/officeDocument/2006/relationships" xmlns:m="http://schemas.openxmlformats.org/officeDocument/2006/math" xmlns:v="urn:schemas-microsoft-com:vml" xmlns:wp14="http://schemas.microsoft.com/office/word/2010/wordprocessingDrawing" xmlns:wp="http://schemas.openxmlformats.org/drawingml/2006/wordprocessingDrawing" xmlns:w10="urn:schemas-microsoft-com:office:word" xmlns:w="http://schemas.openxmlformats.org/wordprocessingml/2006/main" xmlns:w14="http://schemas.microsoft.com/office/word/2010/wordml" xmlns:w15="http://schemas.microsoft.com/office/word/2012/wordml" xmlns:w16cex="http://schemas.microsoft.com/office/word/2018/wordml/cex" xmlns:w16cid="http://schemas.microsoft.com/office/word/2016/wordml/cid" xmlns:w16="http://schemas.microsoft.com/office/word/2018/wordml" xmlns:w16sdtdh="http://schemas.microsoft.com/office/word/2020/wordml/sdtdatahash" xmlns:w16se="http://schemas.microsoft.com/office/word/2015/wordml/symex" xmlns:wpg="http://schemas.microsoft.com/office/word/2010/wordprocessingGroup" xmlns:wpi="http://schemas.microsoft.com/office/word/2010/wordprocessingInk" xmlns:wne="http://schemas.microsoft.com/office/word/2006/wordml" xmlns:wps="http://schemas.microsoft.com/office/word/2010/wordprocessingShape" mc:Ignorable="w14 w15 w16se w16cid w16 w16cex w16sdtdh wp14">
+<w:ftr xmlns:wpc="http://schemas.microsoft.com/office/word/2010/wordprocessingCanvas" xmlns:cx="http://schemas.microsoft.com/office/drawing/2014/chartex" xmlns:cx1="http://schemas.microsoft.com/office/drawing/2015/9/8/chartex" xmlns:cx2="http://schemas.microsoft.com/office/drawing/2015/10/21/chartex" xmlns:cx3="http://schemas.microsoft.com/office/drawing/2016/5/9/chartex" xmlns:cx4="http://schemas.microsoft.com/office/drawing/2016/5/10/chartex" xmlns:cx5="http://schemas.microsoft.com/office/drawing/2016/5/11/chartex" xmlns:cx6="http://schemas.microsoft.com/office/drawing/2016/5/12/chartex" xmlns:cx7="http://schemas.microsoft.com/office/drawing/2016/5/13/chartex" xmlns:cx8="http://schemas.microsoft.com/office/drawing/2016/5/14/chartex" xmlns:mc="http://schemas.openxmlformats.org/markup-compatibility/2006" xmlns:aink="http://schemas.microsoft.com/office/drawing/2016/ink" xmlns:am3d="http://schemas.microsoft.com/office/drawing/2017/model3d" xmlns:o="urn:schemas-microsoft-com:office:office" xmlns:oel="http://schemas.microsoft.com/office/2019/extlst" xmlns:r="http://schemas.openxmlformats.org/officeDocument/2006/relationships" xmlns:m="http://schemas.openxmlformats.org/officeDocument/2006/math" xmlns:v="urn:schemas-microsoft-com:vml" xmlns:wp14="http://schemas.microsoft.com/office/word/2010/wordprocessingDrawing" xmlns:wp="http://schemas.openxmlformats.org/drawingml/2006/wordprocessingDrawing" xmlns:w10="urn:schemas-microsoft-com:office:word" xmlns:w="http://schemas.openxmlformats.org/wordprocessingml/2006/main" xmlns:w14="http://schemas.microsoft.com/office/word/2010/wordml" xmlns:w15="http://schemas.microsoft.com/office/word/2012/wordml" xmlns:w16cex="http://schemas.microsoft.com/office/word/2018/wordml/cex" xmlns:w16cid="http://schemas.microsoft.com/office/word/2016/wordml/cid" xmlns:w16="http://schemas.microsoft.com/office/word/2018/wordml" xmlns:w16du="http://schemas.microsoft.com/office/word/2023/wordml/word16du" xmlns:w16sdtdh="http://schemas.microsoft.com/office/word/2020/wordml/sdtdatahash" xmlns:w16sdtfl="http://schemas.microsoft.com/office/word/2024/wordml/sdtformatlock" xmlns:w16se="http://schemas.microsoft.com/office/word/2015/wordml/symex" xmlns:wpg="http://schemas.microsoft.com/office/word/2010/wordprocessingGroup" xmlns:wpi="http://schemas.microsoft.com/office/word/2010/wordprocessingInk" xmlns:wne="http://schemas.microsoft.com/office/word/2006/wordml" xmlns:wps="http://schemas.microsoft.com/office/word/2010/wordprocessingShape" mc:Ignorable="w14 w15 w16se w16cid w16 w16cex w16sdtdh w16sdtfl w16du wp14">
   <w:p>
     <w:pPr>
       <w:pStyle w:val="Footer"/>
@@ -759,7 +856,7 @@
 </file>
 
 <file path=word/footer3.xml><?xml version="1.0" encoding="utf-8"?>
-<w:ftr xmlns:wpc="http://schemas.microsoft.com/office/word/2010/wordprocessingCanvas" xmlns:cx="http://schemas.microsoft.com/office/drawing/2014/chartex" xmlns:cx1="http://schemas.microsoft.com/office/drawing/2015/9/8/chartex" xmlns:cx2="http://schemas.microsoft.com/office/drawing/2015/10/21/chartex" xmlns:cx3="http://schemas.microsoft.com/office/drawing/2016/5/9/chartex" xmlns:cx4="http://schemas.microsoft.com/office/drawing/2016/5/10/chartex" xmlns:cx5="http://schemas.microsoft.com/office/drawing/2016/5/11/chartex" xmlns:cx6="http://schemas.microsoft.com/office/drawing/2016/5/12/chartex" xmlns:cx7="http://schemas.microsoft.com/office/drawing/2016/5/13/chartex" xmlns:cx8="http://schemas.microsoft.com/office/drawing/2016/5/14/chartex" xmlns:mc="http://schemas.openxmlformats.org/markup-compatibility/2006" xmlns:aink="http://schemas.microsoft.com/office/drawing/2016/ink" xmlns:am3d="http://schemas.microsoft.com/office/drawing/2017/model3d" xmlns:o="urn:schemas-microsoft-com:office:office" xmlns:oel="http://schemas.microsoft.com/office/2019/extlst" xmlns:r="http://schemas.openxmlformats.org/officeDocument/2006/relationships" xmlns:m="http://schemas.openxmlformats.org/officeDocument/2006/math" xmlns:v="urn:schemas-microsoft-com:vml" xmlns:wp14="http://schemas.microsoft.com/office/word/2010/wordprocessingDrawing" xmlns:wp="http://schemas.openxmlformats.org/drawingml/2006/wordprocessingDrawing" xmlns:w10="urn:schemas-microsoft-com:office:word" xmlns:w="http://schemas.openxmlformats.org/wordprocessingml/2006/main" xmlns:w14="http://schemas.microsoft.com/office/word/2010/wordml" xmlns:w15="http://schemas.microsoft.com/office/word/2012/wordml" xmlns:w16cex="http://schemas.microsoft.com/office/word/2018/wordml/cex" xmlns:w16cid="http://schemas.microsoft.com/office/word/2016/wordml/cid" xmlns:w16="http://schemas.microsoft.com/office/word/2018/wordml" xmlns:w16sdtdh="http://schemas.microsoft.com/office/word/2020/wordml/sdtdatahash" xmlns:w16se="http://schemas.microsoft.com/office/word/2015/wordml/symex" xmlns:wpg="http://schemas.microsoft.com/office/word/2010/wordprocessingGroup" xmlns:wpi="http://schemas.microsoft.com/office/word/2010/wordprocessingInk" xmlns:wne="http://schemas.microsoft.com/office/word/2006/wordml" xmlns:wps="http://schemas.microsoft.com/office/word/2010/wordprocessingShape" mc:Ignorable="w14 w15 w16se w16cid w16 w16cex w16sdtdh wp14">
+<w:ftr xmlns:wpc="http://schemas.microsoft.com/office/word/2010/wordprocessingCanvas" xmlns:cx="http://schemas.microsoft.com/office/drawing/2014/chartex" xmlns:cx1="http://schemas.microsoft.com/office/drawing/2015/9/8/chartex" xmlns:cx2="http://schemas.microsoft.com/office/drawing/2015/10/21/chartex" xmlns:cx3="http://schemas.microsoft.com/office/drawing/2016/5/9/chartex" xmlns:cx4="http://schemas.microsoft.com/office/drawing/2016/5/10/chartex" xmlns:cx5="http://schemas.microsoft.com/office/drawing/2016/5/11/chartex" xmlns:cx6="http://schemas.microsoft.com/office/drawing/2016/5/12/chartex" xmlns:cx7="http://schemas.microsoft.com/office/drawing/2016/5/13/chartex" xmlns:cx8="http://schemas.microsoft.com/office/drawing/2016/5/14/chartex" xmlns:mc="http://schemas.openxmlformats.org/markup-compatibility/2006" xmlns:aink="http://schemas.microsoft.com/office/drawing/2016/ink" xmlns:am3d="http://schemas.microsoft.com/office/drawing/2017/model3d" xmlns:o="urn:schemas-microsoft-com:office:office" xmlns:oel="http://schemas.microsoft.com/office/2019/extlst" xmlns:r="http://schemas.openxmlformats.org/officeDocument/2006/relationships" xmlns:m="http://schemas.openxmlformats.org/officeDocument/2006/math" xmlns:v="urn:schemas-microsoft-com:vml" xmlns:wp14="http://schemas.microsoft.com/office/word/2010/wordprocessingDrawing" xmlns:wp="http://schemas.openxmlformats.org/drawingml/2006/wordprocessingDrawing" xmlns:w10="urn:schemas-microsoft-com:office:word" xmlns:w="http://schemas.openxmlformats.org/wordprocessingml/2006/main" xmlns:w14="http://schemas.microsoft.com/office/word/2010/wordml" xmlns:w15="http://schemas.microsoft.com/office/word/2012/wordml" xmlns:w16cex="http://schemas.microsoft.com/office/word/2018/wordml/cex" xmlns:w16cid="http://schemas.microsoft.com/office/word/2016/wordml/cid" xmlns:w16="http://schemas.microsoft.com/office/word/2018/wordml" xmlns:w16du="http://schemas.microsoft.com/office/word/2023/wordml/word16du" xmlns:w16sdtdh="http://schemas.microsoft.com/office/word/2020/wordml/sdtdatahash" xmlns:w16sdtfl="http://schemas.microsoft.com/office/word/2024/wordml/sdtformatlock" xmlns:w16se="http://schemas.microsoft.com/office/word/2015/wordml/symex" xmlns:wpg="http://schemas.microsoft.com/office/word/2010/wordprocessingGroup" xmlns:wpi="http://schemas.microsoft.com/office/word/2010/wordprocessingInk" xmlns:wne="http://schemas.microsoft.com/office/word/2006/wordml" xmlns:wps="http://schemas.microsoft.com/office/word/2010/wordprocessingShape" mc:Ignorable="w14 w15 w16se w16cid w16 w16cex w16sdtdh w16sdtfl w16du wp14">
   <w:p>
     <w:pPr>
       <w:pStyle w:val="Footer"/>
@@ -769,7 +866,7 @@
 </file>
 
 <file path=word/footnotes.xml><?xml version="1.0" encoding="utf-8"?>
-<w:footnotes xmlns:wpc="http://schemas.microsoft.com/office/word/2010/wordprocessingCanvas" xmlns:cx="http://schemas.microsoft.com/office/drawing/2014/chartex" xmlns:cx1="http://schemas.microsoft.com/office/drawing/2015/9/8/chartex" xmlns:cx2="http://schemas.microsoft.com/office/drawing/2015/10/21/chartex" xmlns:cx3="http://schemas.microsoft.com/office/drawing/2016/5/9/chartex" xmlns:cx4="http://schemas.microsoft.com/office/drawing/2016/5/10/chartex" xmlns:cx5="http://schemas.microsoft.com/office/drawing/2016/5/11/chartex" xmlns:cx6="http://schemas.microsoft.com/office/drawing/2016/5/12/chartex" xmlns:cx7="http://schemas.microsoft.com/office/drawing/2016/5/13/chartex" xmlns:cx8="http://schemas.microsoft.com/office/drawing/2016/5/14/chartex" xmlns:mc="http://schemas.openxmlformats.org/markup-compatibility/2006" xmlns:aink="http://schemas.microsoft.com/office/drawing/2016/ink" xmlns:am3d="http://schemas.microsoft.com/office/drawing/2017/model3d" xmlns:o="urn:schemas-microsoft-com:office:office" xmlns:oel="http://schemas.microsoft.com/office/2019/extlst" xmlns:r="http://schemas.openxmlformats.org/officeDocument/2006/relationships" xmlns:m="http://schemas.openxmlformats.org/officeDocument/2006/math" xmlns:v="urn:schemas-microsoft-com:vml" xmlns:wp14="http://schemas.microsoft.com/office/word/2010/wordprocessingDrawing" xmlns:wp="http://schemas.openxmlformats.org/drawingml/2006/wordprocessingDrawing" xmlns:w10="urn:schemas-microsoft-com:office:word" xmlns:w="http://schemas.openxmlformats.org/wordprocessingml/2006/main" xmlns:w14="http://schemas.microsoft.com/office/word/2010/wordml" xmlns:w15="http://schemas.microsoft.com/office/word/2012/wordml" xmlns:w16cex="http://schemas.microsoft.com/office/word/2018/wordml/cex" xmlns:w16cid="http://schemas.microsoft.com/office/word/2016/wordml/cid" xmlns:w16="http://schemas.microsoft.com/office/word/2018/wordml" xmlns:w16sdtdh="http://schemas.microsoft.com/office/word/2020/wordml/sdtdatahash" xmlns:w16se="http://schemas.microsoft.com/office/word/2015/wordml/symex" xmlns:wpg="http://schemas.microsoft.com/office/word/2010/wordprocessingGroup" xmlns:wpi="http://schemas.microsoft.com/office/word/2010/wordprocessingInk" xmlns:wne="http://schemas.microsoft.com/office/word/2006/wordml" xmlns:wps="http://schemas.microsoft.com/office/word/2010/wordprocessingShape" mc:Ignorable="w14 w15 w16se w16cid w16 w16cex w16sdtdh wp14">
+<w:footnotes xmlns:wpc="http://schemas.microsoft.com/office/word/2010/wordprocessingCanvas" xmlns:cx="http://schemas.microsoft.com/office/drawing/2014/chartex" xmlns:cx1="http://schemas.microsoft.com/office/drawing/2015/9/8/chartex" xmlns:cx2="http://schemas.microsoft.com/office/drawing/2015/10/21/chartex" xmlns:cx3="http://schemas.microsoft.com/office/drawing/2016/5/9/chartex" xmlns:cx4="http://schemas.microsoft.com/office/drawing/2016/5/10/chartex" xmlns:cx5="http://schemas.microsoft.com/office/drawing/2016/5/11/chartex" xmlns:cx6="http://schemas.microsoft.com/office/drawing/2016/5/12/chartex" xmlns:cx7="http://schemas.microsoft.com/office/drawing/2016/5/13/chartex" xmlns:cx8="http://schemas.microsoft.com/office/drawing/2016/5/14/chartex" xmlns:mc="http://schemas.openxmlformats.org/markup-compatibility/2006" xmlns:aink="http://schemas.microsoft.com/office/drawing/2016/ink" xmlns:am3d="http://schemas.microsoft.com/office/drawing/2017/model3d" xmlns:o="urn:schemas-microsoft-com:office:office" xmlns:oel="http://schemas.microsoft.com/office/2019/extlst" xmlns:r="http://schemas.openxmlformats.org/officeDocument/2006/relationships" xmlns:m="http://schemas.openxmlformats.org/officeDocument/2006/math" xmlns:v="urn:schemas-microsoft-com:vml" xmlns:wp14="http://schemas.microsoft.com/office/word/2010/wordprocessingDrawing" xmlns:wp="http://schemas.openxmlformats.org/drawingml/2006/wordprocessingDrawing" xmlns:w10="urn:schemas-microsoft-com:office:word" xmlns:w="http://schemas.openxmlformats.org/wordprocessingml/2006/main" xmlns:w14="http://schemas.microsoft.com/office/word/2010/wordml" xmlns:w15="http://schemas.microsoft.com/office/word/2012/wordml" xmlns:w16cex="http://schemas.microsoft.com/office/word/2018/wordml/cex" xmlns:w16cid="http://schemas.microsoft.com/office/word/2016/wordml/cid" xmlns:w16="http://schemas.microsoft.com/office/word/2018/wordml" xmlns:w16du="http://schemas.microsoft.com/office/word/2023/wordml/word16du" xmlns:w16sdtdh="http://schemas.microsoft.com/office/word/2020/wordml/sdtdatahash" xmlns:w16sdtfl="http://schemas.microsoft.com/office/word/2024/wordml/sdtformatlock" xmlns:w16se="http://schemas.microsoft.com/office/word/2015/wordml/symex" xmlns:wpg="http://schemas.microsoft.com/office/word/2010/wordprocessingGroup" xmlns:wpi="http://schemas.microsoft.com/office/word/2010/wordprocessingInk" xmlns:wne="http://schemas.microsoft.com/office/word/2006/wordml" xmlns:wps="http://schemas.microsoft.com/office/word/2010/wordprocessingShape" mc:Ignorable="w14 w15 w16se w16cid w16 w16cex w16sdtdh w16sdtfl w16du wp14">
   <w:footnote w:type="separator" w:id="-1">
     <w:p>
       <w:pPr>
@@ -794,7 +891,7 @@
 </file>
 
 <file path=word/header1.xml><?xml version="1.0" encoding="utf-8"?>
-<w:hdr xmlns:wpc="http://schemas.microsoft.com/office/word/2010/wordprocessingCanvas" xmlns:cx="http://schemas.microsoft.com/office/drawing/2014/chartex" xmlns:cx1="http://schemas.microsoft.com/office/drawing/2015/9/8/chartex" xmlns:cx2="http://schemas.microsoft.com/office/drawing/2015/10/21/chartex" xmlns:cx3="http://schemas.microsoft.com/office/drawing/2016/5/9/chartex" xmlns:cx4="http://schemas.microsoft.com/office/drawing/2016/5/10/chartex" xmlns:cx5="http://schemas.microsoft.com/office/drawing/2016/5/11/chartex" xmlns:cx6="http://schemas.microsoft.com/office/drawing/2016/5/12/chartex" xmlns:cx7="http://schemas.microsoft.com/office/drawing/2016/5/13/chartex" xmlns:cx8="http://schemas.microsoft.com/office/drawing/2016/5/14/chartex" xmlns:mc="http://schemas.openxmlformats.org/markup-compatibility/2006" xmlns:aink="http://schemas.microsoft.com/office/drawing/2016/ink" xmlns:am3d="http://schemas.microsoft.com/office/drawing/2017/model3d" xmlns:o="urn:schemas-microsoft-com:office:office" xmlns:oel="http://schemas.microsoft.com/office/2019/extlst" xmlns:r="http://schemas.openxmlformats.org/officeDocument/2006/relationships" xmlns:m="http://schemas.openxmlformats.org/officeDocument/2006/math" xmlns:v="urn:schemas-microsoft-com:vml" xmlns:wp14="http://schemas.microsoft.com/office/word/2010/wordprocessingDrawing" xmlns:wp="http://schemas.openxmlformats.org/drawingml/2006/wordprocessingDrawing" xmlns:w10="urn:schemas-microsoft-com:office:word" xmlns:w="http://schemas.openxmlformats.org/wordprocessingml/2006/main" xmlns:w14="http://schemas.microsoft.com/office/word/2010/wordml" xmlns:w15="http://schemas.microsoft.com/office/word/2012/wordml" xmlns:w16cex="http://schemas.microsoft.com/office/word/2018/wordml/cex" xmlns:w16cid="http://schemas.microsoft.com/office/word/2016/wordml/cid" xmlns:w16="http://schemas.microsoft.com/office/word/2018/wordml" xmlns:w16sdtdh="http://schemas.microsoft.com/office/word/2020/wordml/sdtdatahash" xmlns:w16se="http://schemas.microsoft.com/office/word/2015/wordml/symex" xmlns:wpg="http://schemas.microsoft.com/office/word/2010/wordprocessingGroup" xmlns:wpi="http://schemas.microsoft.com/office/word/2010/wordprocessingInk" xmlns:wne="http://schemas.microsoft.com/office/word/2006/wordml" xmlns:wps="http://schemas.microsoft.com/office/word/2010/wordprocessingShape" mc:Ignorable="w14 w15 w16se w16cid w16 w16cex w16sdtdh wp14">
+<w:hdr xmlns:wpc="http://schemas.microsoft.com/office/word/2010/wordprocessingCanvas" xmlns:cx="http://schemas.microsoft.com/office/drawing/2014/chartex" xmlns:cx1="http://schemas.microsoft.com/office/drawing/2015/9/8/chartex" xmlns:cx2="http://schemas.microsoft.com/office/drawing/2015/10/21/chartex" xmlns:cx3="http://schemas.microsoft.com/office/drawing/2016/5/9/chartex" xmlns:cx4="http://schemas.microsoft.com/office/drawing/2016/5/10/chartex" xmlns:cx5="http://schemas.microsoft.com/office/drawing/2016/5/11/chartex" xmlns:cx6="http://schemas.microsoft.com/office/drawing/2016/5/12/chartex" xmlns:cx7="http://schemas.microsoft.com/office/drawing/2016/5/13/chartex" xmlns:cx8="http://schemas.microsoft.com/office/drawing/2016/5/14/chartex" xmlns:mc="http://schemas.openxmlformats.org/markup-compatibility/2006" xmlns:aink="http://schemas.microsoft.com/office/drawing/2016/ink" xmlns:am3d="http://schemas.microsoft.com/office/drawing/2017/model3d" xmlns:o="urn:schemas-microsoft-com:office:office" xmlns:oel="http://schemas.microsoft.com/office/2019/extlst" xmlns:r="http://schemas.openxmlformats.org/officeDocument/2006/relationships" xmlns:m="http://schemas.openxmlformats.org/officeDocument/2006/math" xmlns:v="urn:schemas-microsoft-com:vml" xmlns:wp14="http://schemas.microsoft.com/office/word/2010/wordprocessingDrawing" xmlns:wp="http://schemas.openxmlformats.org/drawingml/2006/wordprocessingDrawing" xmlns:w10="urn:schemas-microsoft-com:office:word" xmlns:w="http://schemas.openxmlformats.org/wordprocessingml/2006/main" xmlns:w14="http://schemas.microsoft.com/office/word/2010/wordml" xmlns:w15="http://schemas.microsoft.com/office/word/2012/wordml" xmlns:w16cex="http://schemas.microsoft.com/office/word/2018/wordml/cex" xmlns:w16cid="http://schemas.microsoft.com/office/word/2016/wordml/cid" xmlns:w16="http://schemas.microsoft.com/office/word/2018/wordml" xmlns:w16du="http://schemas.microsoft.com/office/word/2023/wordml/word16du" xmlns:w16sdtdh="http://schemas.microsoft.com/office/word/2020/wordml/sdtdatahash" xmlns:w16sdtfl="http://schemas.microsoft.com/office/word/2024/wordml/sdtformatlock" xmlns:w16se="http://schemas.microsoft.com/office/word/2015/wordml/symex" xmlns:wpg="http://schemas.microsoft.com/office/word/2010/wordprocessingGroup" xmlns:wpi="http://schemas.microsoft.com/office/word/2010/wordprocessingInk" xmlns:wne="http://schemas.microsoft.com/office/word/2006/wordml" xmlns:wps="http://schemas.microsoft.com/office/word/2010/wordprocessingShape" mc:Ignorable="w14 w15 w16se w16cid w16 w16cex w16sdtdh w16sdtfl w16du wp14">
   <w:p>
     <w:pPr>
       <w:pStyle w:val="Header"/>
@@ -804,7 +901,7 @@
 </file>
 
 <file path=word/header2.xml><?xml version="1.0" encoding="utf-8"?>
-<w:hdr xmlns:wpc="http://schemas.microsoft.com/office/word/2010/wordprocessingCanvas" xmlns:cx="http://schemas.microsoft.com/office/drawing/2014/chartex" xmlns:cx1="http://schemas.microsoft.com/office/drawing/2015/9/8/chartex" xmlns:cx2="http://schemas.microsoft.com/office/drawing/2015/10/21/chartex" xmlns:cx3="http://schemas.microsoft.com/office/drawing/2016/5/9/chartex" xmlns:cx4="http://schemas.microsoft.com/office/drawing/2016/5/10/chartex" xmlns:cx5="http://schemas.microsoft.com/office/drawing/2016/5/11/chartex" xmlns:cx6="http://schemas.microsoft.com/office/drawing/2016/5/12/chartex" xmlns:cx7="http://schemas.microsoft.com/office/drawing/2016/5/13/chartex" xmlns:cx8="http://schemas.microsoft.com/office/drawing/2016/5/14/chartex" xmlns:mc="http://schemas.openxmlformats.org/markup-compatibility/2006" xmlns:aink="http://schemas.microsoft.com/office/drawing/2016/ink" xmlns:am3d="http://schemas.microsoft.com/office/drawing/2017/model3d" xmlns:o="urn:schemas-microsoft-com:office:office" xmlns:oel="http://schemas.microsoft.com/office/2019/extlst" xmlns:r="http://schemas.openxmlformats.org/officeDocument/2006/relationships" xmlns:m="http://schemas.openxmlformats.org/officeDocument/2006/math" xmlns:v="urn:schemas-microsoft-com:vml" xmlns:wp14="http://schemas.microsoft.com/office/word/2010/wordprocessingDrawing" xmlns:wp="http://schemas.openxmlformats.org/drawingml/2006/wordprocessingDrawing" xmlns:w10="urn:schemas-microsoft-com:office:word" xmlns:w="http://schemas.openxmlformats.org/wordprocessingml/2006/main" xmlns:w14="http://schemas.microsoft.com/office/word/2010/wordml" xmlns:w15="http://schemas.microsoft.com/office/word/2012/wordml" xmlns:w16cex="http://schemas.microsoft.com/office/word/2018/wordml/cex" xmlns:w16cid="http://schemas.microsoft.com/office/word/2016/wordml/cid" xmlns:w16="http://schemas.microsoft.com/office/word/2018/wordml" xmlns:w16sdtdh="http://schemas.microsoft.com/office/word/2020/wordml/sdtdatahash" xmlns:w16se="http://schemas.microsoft.com/office/word/2015/wordml/symex" xmlns:wpg="http://schemas.microsoft.com/office/word/2010/wordprocessingGroup" xmlns:wpi="http://schemas.microsoft.com/office/word/2010/wordprocessingInk" xmlns:wne="http://schemas.microsoft.com/office/word/2006/wordml" xmlns:wps="http://schemas.microsoft.com/office/word/2010/wordprocessingShape" mc:Ignorable="w14 w15 w16se w16cid w16 w16cex w16sdtdh wp14">
+<w:hdr xmlns:wpc="http://schemas.microsoft.com/office/word/2010/wordprocessingCanvas" xmlns:cx="http://schemas.microsoft.com/office/drawing/2014/chartex" xmlns:cx1="http://schemas.microsoft.com/office/drawing/2015/9/8/chartex" xmlns:cx2="http://schemas.microsoft.com/office/drawing/2015/10/21/chartex" xmlns:cx3="http://schemas.microsoft.com/office/drawing/2016/5/9/chartex" xmlns:cx4="http://schemas.microsoft.com/office/drawing/2016/5/10/chartex" xmlns:cx5="http://schemas.microsoft.com/office/drawing/2016/5/11/chartex" xmlns:cx6="http://schemas.microsoft.com/office/drawing/2016/5/12/chartex" xmlns:cx7="http://schemas.microsoft.com/office/drawing/2016/5/13/chartex" xmlns:cx8="http://schemas.microsoft.com/office/drawing/2016/5/14/chartex" xmlns:mc="http://schemas.openxmlformats.org/markup-compatibility/2006" xmlns:aink="http://schemas.microsoft.com/office/drawing/2016/ink" xmlns:am3d="http://schemas.microsoft.com/office/drawing/2017/model3d" xmlns:o="urn:schemas-microsoft-com:office:office" xmlns:oel="http://schemas.microsoft.com/office/2019/extlst" xmlns:r="http://schemas.openxmlformats.org/officeDocument/2006/relationships" xmlns:m="http://schemas.openxmlformats.org/officeDocument/2006/math" xmlns:v="urn:schemas-microsoft-com:vml" xmlns:wp14="http://schemas.microsoft.com/office/word/2010/wordprocessingDrawing" xmlns:wp="http://schemas.openxmlformats.org/drawingml/2006/wordprocessingDrawing" xmlns:w10="urn:schemas-microsoft-com:office:word" xmlns:w="http://schemas.openxmlformats.org/wordprocessingml/2006/main" xmlns:w14="http://schemas.microsoft.com/office/word/2010/wordml" xmlns:w15="http://schemas.microsoft.com/office/word/2012/wordml" xmlns:w16cex="http://schemas.microsoft.com/office/word/2018/wordml/cex" xmlns:w16cid="http://schemas.microsoft.com/office/word/2016/wordml/cid" xmlns:w16="http://schemas.microsoft.com/office/word/2018/wordml" xmlns:w16du="http://schemas.microsoft.com/office/word/2023/wordml/word16du" xmlns:w16sdtdh="http://schemas.microsoft.com/office/word/2020/wordml/sdtdatahash" xmlns:w16sdtfl="http://schemas.microsoft.com/office/word/2024/wordml/sdtformatlock" xmlns:w16se="http://schemas.microsoft.com/office/word/2015/wordml/symex" xmlns:wpg="http://schemas.microsoft.com/office/word/2010/wordprocessingGroup" xmlns:wpi="http://schemas.microsoft.com/office/word/2010/wordprocessingInk" xmlns:wne="http://schemas.microsoft.com/office/word/2006/wordml" xmlns:wps="http://schemas.microsoft.com/office/word/2010/wordprocessingShape" mc:Ignorable="w14 w15 w16se w16cid w16 w16cex w16sdtdh w16sdtfl w16du wp14">
   <w:p>
     <w:pPr>
       <w:pStyle w:val="Header"/>
@@ -815,7 +912,7 @@
 </file>
 
 <file path=word/header3.xml><?xml version="1.0" encoding="utf-8"?>
-<w:hdr xmlns:wpc="http://schemas.microsoft.com/office/word/2010/wordprocessingCanvas" xmlns:cx="http://schemas.microsoft.com/office/drawing/2014/chartex" xmlns:cx1="http://schemas.microsoft.com/office/drawing/2015/9/8/chartex" xmlns:cx2="http://schemas.microsoft.com/office/drawing/2015/10/21/chartex" xmlns:cx3="http://schemas.microsoft.com/office/drawing/2016/5/9/chartex" xmlns:cx4="http://schemas.microsoft.com/office/drawing/2016/5/10/chartex" xmlns:cx5="http://schemas.microsoft.com/office/drawing/2016/5/11/chartex" xmlns:cx6="http://schemas.microsoft.com/office/drawing/2016/5/12/chartex" xmlns:cx7="http://schemas.microsoft.com/office/drawing/2016/5/13/chartex" xmlns:cx8="http://schemas.microsoft.com/office/drawing/2016/5/14/chartex" xmlns:mc="http://schemas.openxmlformats.org/markup-compatibility/2006" xmlns:aink="http://schemas.microsoft.com/office/drawing/2016/ink" xmlns:am3d="http://schemas.microsoft.com/office/drawing/2017/model3d" xmlns:o="urn:schemas-microsoft-com:office:office" xmlns:oel="http://schemas.microsoft.com/office/2019/extlst" xmlns:r="http://schemas.openxmlformats.org/officeDocument/2006/relationships" xmlns:m="http://schemas.openxmlformats.org/officeDocument/2006/math" xmlns:v="urn:schemas-microsoft-com:vml" xmlns:wp14="http://schemas.microsoft.com/office/word/2010/wordprocessingDrawing" xmlns:wp="http://schemas.openxmlformats.org/drawingml/2006/wordprocessingDrawing" xmlns:w10="urn:schemas-microsoft-com:office:word" xmlns:w="http://schemas.openxmlformats.org/wordprocessingml/2006/main" xmlns:w14="http://schemas.microsoft.com/office/word/2010/wordml" xmlns:w15="http://schemas.microsoft.com/office/word/2012/wordml" xmlns:w16cex="http://schemas.microsoft.com/office/word/2018/wordml/cex" xmlns:w16cid="http://schemas.microsoft.com/office/word/2016/wordml/cid" xmlns:w16="http://schemas.microsoft.com/office/word/2018/wordml" xmlns:w16sdtdh="http://schemas.microsoft.com/office/word/2020/wordml/sdtdatahash" xmlns:w16se="http://schemas.microsoft.com/office/word/2015/wordml/symex" xmlns:wpg="http://schemas.microsoft.com/office/word/2010/wordprocessingGroup" xmlns:wpi="http://schemas.microsoft.com/office/word/2010/wordprocessingInk" xmlns:wne="http://schemas.microsoft.com/office/word/2006/wordml" xmlns:wps="http://schemas.microsoft.com/office/word/2010/wordprocessingShape" mc:Ignorable="w14 w15 w16se w16cid w16 w16cex w16sdtdh wp14">
+<w:hdr xmlns:wpc="http://schemas.microsoft.com/office/word/2010/wordprocessingCanvas" xmlns:cx="http://schemas.microsoft.com/office/drawing/2014/chartex" xmlns:cx1="http://schemas.microsoft.com/office/drawing/2015/9/8/chartex" xmlns:cx2="http://schemas.microsoft.com/office/drawing/2015/10/21/chartex" xmlns:cx3="http://schemas.microsoft.com/office/drawing/2016/5/9/chartex" xmlns:cx4="http://schemas.microsoft.com/office/drawing/2016/5/10/chartex" xmlns:cx5="http://schemas.microsoft.com/office/drawing/2016/5/11/chartex" xmlns:cx6="http://schemas.microsoft.com/office/drawing/2016/5/12/chartex" xmlns:cx7="http://schemas.microsoft.com/office/drawing/2016/5/13/chartex" xmlns:cx8="http://schemas.microsoft.com/office/drawing/2016/5/14/chartex" xmlns:mc="http://schemas.openxmlformats.org/markup-compatibility/2006" xmlns:aink="http://schemas.microsoft.com/office/drawing/2016/ink" xmlns:am3d="http://schemas.microsoft.com/office/drawing/2017/model3d" xmlns:o="urn:schemas-microsoft-com:office:office" xmlns:oel="http://schemas.microsoft.com/office/2019/extlst" xmlns:r="http://schemas.openxmlformats.org/officeDocument/2006/relationships" xmlns:m="http://schemas.openxmlformats.org/officeDocument/2006/math" xmlns:v="urn:schemas-microsoft-com:vml" xmlns:wp14="http://schemas.microsoft.com/office/word/2010/wordprocessingDrawing" xmlns:wp="http://schemas.openxmlformats.org/drawingml/2006/wordprocessingDrawing" xmlns:w10="urn:schemas-microsoft-com:office:word" xmlns:w="http://schemas.openxmlformats.org/wordprocessingml/2006/main" xmlns:w14="http://schemas.microsoft.com/office/word/2010/wordml" xmlns:w15="http://schemas.microsoft.com/office/word/2012/wordml" xmlns:w16cex="http://schemas.microsoft.com/office/word/2018/wordml/cex" xmlns:w16cid="http://schemas.microsoft.com/office/word/2016/wordml/cid" xmlns:w16="http://schemas.microsoft.com/office/word/2018/wordml" xmlns:w16du="http://schemas.microsoft.com/office/word/2023/wordml/word16du" xmlns:w16sdtdh="http://schemas.microsoft.com/office/word/2020/wordml/sdtdatahash" xmlns:w16sdtfl="http://schemas.microsoft.com/office/word/2024/wordml/sdtformatlock" xmlns:w16se="http://schemas.microsoft.com/office/word/2015/wordml/symex" xmlns:wpg="http://schemas.microsoft.com/office/word/2010/wordprocessingGroup" xmlns:wpi="http://schemas.microsoft.com/office/word/2010/wordprocessingInk" xmlns:wne="http://schemas.microsoft.com/office/word/2006/wordml" xmlns:wps="http://schemas.microsoft.com/office/word/2010/wordprocessingShape" mc:Ignorable="w14 w15 w16se w16cid w16 w16cex w16sdtdh w16sdtfl w16du wp14">
   <w:p>
     <w:pPr>
       <w:pStyle w:val="Header"/>
@@ -824,7 +921,7 @@
     <w:r>
       <w:tab/>
       <w:tab/>
-      <w:t>2026-06-17</w:t>
+      <w:t>2026-06-18</w:t>
       <w:br/>
       <w:br/>
     </w:r>
@@ -841,7 +938,7 @@
 </file>
 
 <file path=word/numbering.xml><?xml version="1.0" encoding="utf-8"?>
-<w:numbering xmlns:wpc="http://schemas.microsoft.com/office/word/2010/wordprocessingCanvas" xmlns:cx="http://schemas.microsoft.com/office/drawing/2014/chartex" xmlns:cx1="http://schemas.microsoft.com/office/drawing/2015/9/8/chartex" xmlns:cx2="http://schemas.microsoft.com/office/drawing/2015/10/21/chartex" xmlns:cx3="http://schemas.microsoft.com/office/drawing/2016/5/9/chartex" xmlns:cx4="http://schemas.microsoft.com/office/drawing/2016/5/10/chartex" xmlns:cx5="http://schemas.microsoft.com/office/drawing/2016/5/11/chartex" xmlns:cx6="http://schemas.microsoft.com/office/drawing/2016/5/12/chartex" xmlns:cx7="http://schemas.microsoft.com/office/drawing/2016/5/13/chartex" xmlns:cx8="http://schemas.microsoft.com/office/drawing/2016/5/14/chartex" xmlns:mc="http://schemas.openxmlformats.org/markup-compatibility/2006" xmlns:aink="http://schemas.microsoft.com/office/drawing/2016/ink" xmlns:am3d="http://schemas.microsoft.com/office/drawing/2017/model3d" xmlns:o="urn:schemas-microsoft-com:office:office" xmlns:oel="http://schemas.microsoft.com/office/2019/extlst" xmlns:r="http://schemas.openxmlformats.org/officeDocument/2006/relationships" xmlns:m="http://schemas.openxmlformats.org/officeDocument/2006/math" xmlns:v="urn:schemas-microsoft-com:vml" xmlns:wp14="http://schemas.microsoft.com/office/word/2010/wordprocessingDrawing" xmlns:wp="http://schemas.openxmlformats.org/drawingml/2006/wordprocessingDrawing" xmlns:w10="urn:schemas-microsoft-com:office:word" xmlns:w="http://schemas.openxmlformats.org/wordprocessingml/2006/main" xmlns:w14="http://schemas.microsoft.com/office/word/2010/wordml" xmlns:w15="http://schemas.microsoft.com/office/word/2012/wordml" xmlns:w16cex="http://schemas.microsoft.com/office/word/2018/wordml/cex" xmlns:w16cid="http://schemas.microsoft.com/office/word/2016/wordml/cid" xmlns:w16="http://schemas.microsoft.com/office/word/2018/wordml" xmlns:w16sdtdh="http://schemas.microsoft.com/office/word/2020/wordml/sdtdatahash" xmlns:w16se="http://schemas.microsoft.com/office/word/2015/wordml/symex" xmlns:wpg="http://schemas.microsoft.com/office/word/2010/wordprocessingGroup" xmlns:wpi="http://schemas.microsoft.com/office/word/2010/wordprocessingInk" xmlns:wne="http://schemas.microsoft.com/office/word/2006/wordml" xmlns:wps="http://schemas.microsoft.com/office/word/2010/wordprocessingShape" mc:Ignorable="w14 w15 w16se w16cid w16 w16cex w16sdtdh wp14">
+<w:numbering xmlns:wpc="http://schemas.microsoft.com/office/word/2010/wordprocessingCanvas" xmlns:cx="http://schemas.microsoft.com/office/drawing/2014/chartex" xmlns:cx1="http://schemas.microsoft.com/office/drawing/2015/9/8/chartex" xmlns:cx2="http://schemas.microsoft.com/office/drawing/2015/10/21/chartex" xmlns:cx3="http://schemas.microsoft.com/office/drawing/2016/5/9/chartex" xmlns:cx4="http://schemas.microsoft.com/office/drawing/2016/5/10/chartex" xmlns:cx5="http://schemas.microsoft.com/office/drawing/2016/5/11/chartex" xmlns:cx6="http://schemas.microsoft.com/office/drawing/2016/5/12/chartex" xmlns:cx7="http://schemas.microsoft.com/office/drawing/2016/5/13/chartex" xmlns:cx8="http://schemas.microsoft.com/office/drawing/2016/5/14/chartex" xmlns:mc="http://schemas.openxmlformats.org/markup-compatibility/2006" xmlns:aink="http://schemas.microsoft.com/office/drawing/2016/ink" xmlns:am3d="http://schemas.microsoft.com/office/drawing/2017/model3d" xmlns:o="urn:schemas-microsoft-com:office:office" xmlns:oel="http://schemas.microsoft.com/office/2019/extlst" xmlns:r="http://schemas.openxmlformats.org/officeDocument/2006/relationships" xmlns:m="http://schemas.openxmlformats.org/officeDocument/2006/math" xmlns:v="urn:schemas-microsoft-com:vml" xmlns:wp14="http://schemas.microsoft.com/office/word/2010/wordprocessingDrawing" xmlns:wp="http://schemas.openxmlformats.org/drawingml/2006/wordprocessingDrawing" xmlns:w10="urn:schemas-microsoft-com:office:word" xmlns:w="http://schemas.openxmlformats.org/wordprocessingml/2006/main" xmlns:w14="http://schemas.microsoft.com/office/word/2010/wordml" xmlns:w15="http://schemas.microsoft.com/office/word/2012/wordml" xmlns:w16cex="http://schemas.microsoft.com/office/word/2018/wordml/cex" xmlns:w16cid="http://schemas.microsoft.com/office/word/2016/wordml/cid" xmlns:w16="http://schemas.microsoft.com/office/word/2018/wordml" xmlns:w16du="http://schemas.microsoft.com/office/word/2023/wordml/word16du" xmlns:w16sdtdh="http://schemas.microsoft.com/office/word/2020/wordml/sdtdatahash" xmlns:w16sdtfl="http://schemas.microsoft.com/office/word/2024/wordml/sdtformatlock" xmlns:w16se="http://schemas.microsoft.com/office/word/2015/wordml/symex" xmlns:wpg="http://schemas.microsoft.com/office/word/2010/wordprocessingGroup" xmlns:wpi="http://schemas.microsoft.com/office/word/2010/wordprocessingInk" xmlns:wne="http://schemas.microsoft.com/office/word/2006/wordml" xmlns:wps="http://schemas.microsoft.com/office/word/2010/wordprocessingShape" mc:Ignorable="w14 w15 w16se w16cid w16 w16cex w16sdtdh w16sdtfl w16du wp14">
   <w:abstractNum w:abstractNumId="0" w15:restartNumberingAfterBreak="0">
     <w:nsid w:val="FFFFFF7C"/>
     <w:multiLevelType w:val="singleLevel"/>
@@ -1044,7 +1141,7 @@
 </file>
 
 <file path=word/styles.xml><?xml version="1.0" encoding="utf-8"?>
-<w:styles xmlns:mc="http://schemas.openxmlformats.org/markup-compatibility/2006" xmlns:r="http://schemas.openxmlformats.org/officeDocument/2006/relationships" xmlns:w="http://schemas.openxmlformats.org/wordprocessingml/2006/main" xmlns:w14="http://schemas.microsoft.com/office/word/2010/wordml" xmlns:w15="http://schemas.microsoft.com/office/word/2012/wordml" xmlns:w16cex="http://schemas.microsoft.com/office/word/2018/wordml/cex" xmlns:w16cid="http://schemas.microsoft.com/office/word/2016/wordml/cid" xmlns:w16="http://schemas.microsoft.com/office/word/2018/wordml" xmlns:w16sdtdh="http://schemas.microsoft.com/office/word/2020/wordml/sdtdatahash" xmlns:w16se="http://schemas.microsoft.com/office/word/2015/wordml/symex" mc:Ignorable="w14 w15 w16se w16cid w16 w16cex w16sdtdh">
+<w:styles xmlns:mc="http://schemas.openxmlformats.org/markup-compatibility/2006" xmlns:r="http://schemas.openxmlformats.org/officeDocument/2006/relationships" xmlns:w="http://schemas.openxmlformats.org/wordprocessingml/2006/main" xmlns:w14="http://schemas.microsoft.com/office/word/2010/wordml" xmlns:w15="http://schemas.microsoft.com/office/word/2012/wordml" xmlns:w16cex="http://schemas.microsoft.com/office/word/2018/wordml/cex" xmlns:w16cid="http://schemas.microsoft.com/office/word/2016/wordml/cid" xmlns:w16="http://schemas.microsoft.com/office/word/2018/wordml" xmlns:w16du="http://schemas.microsoft.com/office/word/2023/wordml/word16du" xmlns:w16sdtdh="http://schemas.microsoft.com/office/word/2020/wordml/sdtdatahash" xmlns:w16sdtfl="http://schemas.microsoft.com/office/word/2024/wordml/sdtformatlock" xmlns:w16se="http://schemas.microsoft.com/office/word/2015/wordml/symex" mc:Ignorable="w14 w15 w16se w16cid w16 w16cex w16sdtdh w16sdtfl w16du">
   <w:docDefaults>
     <w:rPrDefault>
       <w:rPr>
@@ -1802,7 +1899,7 @@
     <w:link w:val="TitleChar"/>
     <w:uiPriority w:val="10"/>
     <w:qFormat/>
-    <w:rsid w:val="007106C8"/>
+    <w:rsid w:val="00E854FA"/>
     <w:pPr>
       <w:spacing w:after="300" w:line="240" w:lineRule="auto"/>
       <w:contextualSpacing/>
@@ -1812,7 +1909,7 @@
       <w:rFonts w:eastAsiaTheme="majorEastAsia" w:cstheme="majorBidi"/>
       <w:spacing w:val="5"/>
       <w:kern w:val="28"/>
-      <w:sz w:val="52"/>
+      <w:sz w:val="40"/>
       <w:szCs w:val="52"/>
       <w:lang w:val="sv-SE" w:eastAsia="en-US" w:bidi="ar-SA"/>
     </w:rPr>
@@ -1822,12 +1919,12 @@
     <w:basedOn w:val="DefaultParagraphFont"/>
     <w:link w:val="Title"/>
     <w:uiPriority w:val="10"/>
-    <w:rsid w:val="007106C8"/>
+    <w:rsid w:val="00E854FA"/>
     <w:rPr>
       <w:rFonts w:ascii="Times New Roman" w:eastAsiaTheme="majorEastAsia" w:hAnsi="Times New Roman" w:cstheme="majorBidi"/>
       <w:spacing w:val="5"/>
       <w:kern w:val="28"/>
-      <w:sz w:val="52"/>
+      <w:sz w:val="40"/>
       <w:szCs w:val="52"/>
       <w:lang w:val="sv-SE" w:eastAsia="en-US" w:bidi="ar-SA"/>
     </w:rPr>

--- a/klagomål/A 63026-2025 FSC-klagomål.docx
+++ b/klagomål/A 63026-2025 FSC-klagomål.docx
@@ -921,7 +921,7 @@
     <w:r>
       <w:tab/>
       <w:tab/>
-      <w:t>2026-06-18</w:t>
+      <w:t>2026-06-19</w:t>
       <w:br/>
       <w:br/>
     </w:r>

--- a/klagomål/A 63026-2025 FSC-klagomål.docx
+++ b/klagomål/A 63026-2025 FSC-klagomål.docx
@@ -921,7 +921,7 @@
     <w:r>
       <w:tab/>
       <w:tab/>
-      <w:t>2026-06-19</w:t>
+      <w:t>2026-06-20</w:t>
       <w:br/>
       <w:br/>
     </w:r>

--- a/klagomål/A 63026-2025 FSC-klagomål.docx
+++ b/klagomål/A 63026-2025 FSC-klagomål.docx
@@ -168,38 +168,7 @@
     </w:p>
     <w:p>
       <w:r>
-        <w:t>Detta dokument behandlar höga naturvärden i avverkningsanmälan A 63026-2025 i Uppsala kommun som inkom 2025-12-18 och omfattar 1,1 ha.</w:t>
-      </w:r>
-    </w:p>
-    <w:p>
-      <w:r>
-        <w:t>Nedan presenteras fynd av naturvårdsarter och fridlysta arter som gjorts i det avverkningsanmälda området, samt relevanta utdrag ur standarderna för FSC, Chain of Custody, Controlled Wood och PEFC. I BILAGA 1 finns artfakta om fridlysta arter.</w:t>
-      </w:r>
-    </w:p>
-    <w:p>
-      <w:r>
-        <w:t>Vi förväntar oss att ni återkommer med ett skriftligt svar på vårt klagomål och även beskriver vilka korrigerande åtgärder ni satt in för att rätta till identifierade brister i er efterlevnad av den svenska FSC standarden.</w:t>
-      </w:r>
-    </w:p>
-    <w:p>
-      <w:pPr>
-        <w:pStyle w:val="Heading1"/>
-      </w:pPr>
-      <w:r>
-        <w:t>Naturvårdsarter</w:t>
-      </w:r>
-    </w:p>
-    <w:p>
-      <w:r>
-        <w:t>I och inom 21 meter från avverkningsanmälan har följande 5 naturvårdsarter hittats: rynkskinn (NT, T), ullticka (NT, T), jättesvampmal (S), spillkråka (T, §4) och revlummer (§9). Av dessa är 2 rödlistade. För rödlistade arter har rödlistekategorin angivits inom parentes. Arter som är signalarter enligt Skogsstyrelsen har markerats med (S). Typiska arter inom Natura 2000 som är kopplade till skogsekosystem har markerats med (T). För fridlysta arter anges även paragrafen i Artskyddsförordningen som arten är fridlyst enligt.</w:t>
-      </w:r>
-    </w:p>
-    <w:p>
-      <w:r>
-        <w:t>De påträffade naturvårdsarterna är ett tydligt kvitto på att det rör sig om en skog med höga naturvärden.</w:t>
-      </w:r>
-      <w:r>
-        <w:t xml:space="preserve"> I Figur 1 visas fyndplatser för naturvårdsarter i området, som finns registrerade på Artportalen.</w:t>
+        <w:t>Detta klagomål behandlar höga naturvärden i avverkningsanmälan A 63026-2025 i Uppsala kommun som inkom 2025-12-18 och omfattar 1,1 ha.</w:t>
       </w:r>
     </w:p>
     <w:p>
@@ -247,87 +216,35 @@
         <w:spacing w:after="240"/>
       </w:pPr>
       <w:r>
-        <w:t>Figur 1. Fyndplatser för naturvårdsarter i och inom 21 meter från avverkningsanmälan (röd linje). Markörer utan svart kant är placerade på fyndplatsen. Markörer med svart kant är placerade vid sidan av fyndplatsen och har ett svart streck som visar fyndplatsens exakta position. Kartans mittpunktskoordinat är N 6664418, E 631804 i SWEREF 99 TM.</w:t>
+        <w:t>Figur 1. Fyndplatser för naturvårdsarter i och inom 21 meter från avverkningsanmälan. Markörer utan svart kant är placerade på fyndplatsen. Markörer med svart kant är placerade vid sidan av fyndplatsen har ett svart streck som visar fyndplatsens exakta position. Kartans mittpunktskoordinat är N 6664418, E 631804 i SWEREF 99 TM.</w:t>
+      </w:r>
+    </w:p>
+    <w:p>
+      <w:r>
+        <w:t>I och inom 21 meter från avverkningsanmälan finns fynd av 5 naturvårdsarter, varav 2 är rödlistade, 2 är fridlysta, 3 är typiska (T) och 1 är signalart (S): rynkskinn (NT, T), ullticka (NT, T), jättesvampmal (S), spillkråka (T, §4) och revlummer (§9). Se Figur 1.</w:t>
+      </w:r>
+    </w:p>
+    <w:p>
+      <w:r>
+        <w:t>Nedan presenteras relevanta utdrag ur standarderna för FSC, Chain of Custody, Controlled Wood och PEFC.</w:t>
+      </w:r>
+    </w:p>
+    <w:p>
+      <w:r>
+        <w:t>Vi förväntar oss att ni återkommer med ett skriftligt svar på vårt klagomål och även beskriver vilka korrigerande åtgärder ni satt in för att rätta till identifierade brister i er efterlevnad av den svenska FSC standarden.</w:t>
       </w:r>
     </w:p>
     <w:p>
       <w:pPr>
-        <w:pStyle w:val="Heading2"/>
+        <w:pStyle w:val="Heading1"/>
       </w:pPr>
       <w:r>
-        <w:t>Fridlysta arter</w:t>
+        <w:t>Naturvårdsarter och fridlysta arter</w:t>
       </w:r>
     </w:p>
     <w:p>
       <w:r>
-        <w:t>Följande fridlysta arter har sina livsmiljöer och växtplatser i den avverkningsanmälda skogen: spillkråka (T, §4) och revlummer (§9).</w:t>
-      </w:r>
-    </w:p>
-    <w:p>
-      <w:r>
-        <w:t xml:space="preserve">Observera att medlemsländerna är skyldiga att agera i enlighet med EU:s fågeldirektiv där det uttryckligen står att direktivet gäller för fåglar samt för deras ägg, bon och </w:t>
-      </w:r>
-      <w:r>
-        <w:rPr>
-          <w:b/>
-        </w:rPr>
-        <w:t xml:space="preserve">livsmiljöer </w:t>
-      </w:r>
-      <w:r>
-        <w:t>(artikel 1). Vidare att de åtgärder som vidtas inte får leda till en försämring av den nuvarande situationen beträffande bevarandet av de fågelarter som avses i artikel 1 (artikel 13). Fågeldirektivet är styrande för tillsynsansvariga myndigheters ärendehantering, ställningstaganden och beslutsfattande.</w:t>
-      </w:r>
-    </w:p>
-    <w:p>
-      <w:r>
-        <w:rPr>
-          <w:b/>
-        </w:rPr>
-        <w:t>Spillkråka (§4)</w:t>
-      </w:r>
-      <w:r>
-        <w:t xml:space="preserve"> omfattas av bilaga 1 i EU:s fågeldirektiv och är typisk art för </w:t>
-      </w:r>
-      <w:r>
-        <w:rPr>
-          <w:i/>
-        </w:rPr>
-        <w:t xml:space="preserve">9010 Taiga </w:t>
-      </w:r>
-      <w:r>
-        <w:t>och</w:t>
-      </w:r>
-      <w:r>
-        <w:rPr>
-          <w:i/>
-        </w:rPr>
-        <w:t xml:space="preserve"> 9740 Skogsbevuxen myr</w:t>
-      </w:r>
-      <w:r>
-        <w:t>. Den behöver grova träd, främst tall, asp och bok som boträd. Skogsbruk med korta omloppstider och täta, homogena ungskogar utgör det största hotet. Spillkråka är en nyckelart i skogliga miljöer vars övergivna bohål utnyttjas av flera andra hålhäckande fågelarter och fladdermöss, däribland pärluggla (EN, §4), knipa (§4), salskrake (§4) och skogsduva (§4). Hökuggla (VU, §4) och slaguggla (§4) häckar ofta i högstubbar som brutits av i höjd med ett gammalt spillkråkebo (SLU Artdatabanken, 2026; Skogsstyrelsen, 2016).</w:t>
-      </w:r>
-    </w:p>
-    <w:p>
-      <w:r>
-        <w:t>I BILAGA 1 finns mer detaljerad information om ekologi samt krav på livsmiljö hos fridlysta arter.</w:t>
-      </w:r>
-    </w:p>
-    <w:p>
-      <w:pPr>
-        <w:pStyle w:val="Heading2"/>
-      </w:pPr>
-      <w:r>
-        <w:t>Övriga naturvårdsarter</w:t>
-      </w:r>
-    </w:p>
-    <w:p>
-      <w:r>
-        <w:rPr>
-          <w:b/>
-        </w:rPr>
-        <w:t>Jättesvampmal</w:t>
-      </w:r>
-      <w:r>
-        <w:t xml:space="preserve"> är en fjäril som flyger i juli i mer eller mindre orörd gammal löv- eller blandskog, särskilt sådan med björk och bok. Larven lever i fnöskticka m.fl. tickor och kläckhålen och resterna av larvgångar i äldre fruktkroppar är lätta att känna igen och inventera. Arten hotas av avverkning av gamla, svampangripna lövträd samt bortforsling av döda lövträd, vindfällen och lågor. Gamla lövträd och naturbestånd med lövskog - särskilt björk och bok - bör sparas så långt möjligt och död ved lämnas kvar i skogen (SLU Artdatabanken, 2025).</w:t>
+        <w:t>Nedan följer beskrivningar av de naturvårdsarter och fridlysta arter som har sina livsmiljöer och växtplatser i den avverkningsanmälda skogen. Se även ytterligare artfakta i BILAGA 1. De påträffade naturvårdsarterna är ett tydligt kvitto på att det rör sig om en skog med höga naturvärden.</w:t>
       </w:r>
     </w:p>
     <w:p>
@@ -413,6 +330,46 @@
       </w:r>
       <w:r>
         <w:t xml:space="preserve"> (SLU Artdatabanken, 2026; Nitare &amp; Skogsstyrelsen, 2019; Miettinen &amp; Niemelä, 2018).</w:t>
+      </w:r>
+    </w:p>
+    <w:p>
+      <w:r>
+        <w:rPr>
+          <w:b/>
+        </w:rPr>
+        <w:t>Jättesvampmal</w:t>
+      </w:r>
+      <w:r>
+        <w:t xml:space="preserve"> är en fjäril som flyger i juli i mer eller mindre orörd gammal löv- eller blandskog, särskilt sådan med björk och bok. Larven lever i fnöskticka m.fl. tickor och kläckhålen och resterna av larvgångar i äldre fruktkroppar är lätta att känna igen och inventera. Arten hotas av avverkning av gamla, svampangripna lövträd samt bortforsling av döda lövträd, vindfällen och lågor. Gamla lövträd och naturbestånd med lövskog - särskilt björk och bok - bör sparas så långt möjligt och död ved lämnas kvar i skogen (SLU Artdatabanken, 2025).</w:t>
+      </w:r>
+    </w:p>
+    <w:p>
+      <w:r>
+        <w:rPr>
+          <w:b/>
+        </w:rPr>
+        <w:t>Spillkråka (§4)</w:t>
+      </w:r>
+      <w:r>
+        <w:t xml:space="preserve"> omfattas av bilaga 1 i EU:s fågeldirektiv och är typisk art för </w:t>
+      </w:r>
+      <w:r>
+        <w:rPr>
+          <w:i/>
+        </w:rPr>
+        <w:t xml:space="preserve">9010 Taiga </w:t>
+      </w:r>
+      <w:r>
+        <w:t>och</w:t>
+      </w:r>
+      <w:r>
+        <w:rPr>
+          <w:i/>
+        </w:rPr>
+        <w:t xml:space="preserve"> 9740 Skogsbevuxen myr</w:t>
+      </w:r>
+      <w:r>
+        <w:t>. Den behöver grova träd, främst tall, asp och bok som boträd. Skogsbruk med korta omloppstider och täta, homogena ungskogar utgör det största hotet. Spillkråka är en nyckelart i skogliga miljöer vars övergivna bohål utnyttjas av flera andra hålhäckande fågelarter och fladdermöss, däribland pärluggla (EN, §4), knipa (§4), salskrake (§4) och skogsduva (§4). Hökuggla (VU, §4) och slaguggla (§4) häckar ofta i högstubbar som brutits av i höjd med ett gammalt spillkråkebo (SLU Artdatabanken, 2026; Skogsstyrelsen, 2016).</w:t>
       </w:r>
     </w:p>
     <w:p>
@@ -921,7 +878,7 @@
     <w:r>
       <w:tab/>
       <w:tab/>
-      <w:t>2026-06-20</w:t>
+      <w:t>2026-06-21</w:t>
       <w:br/>
       <w:br/>
     </w:r>

--- a/klagomål/A 63026-2025 FSC-klagomål.docx
+++ b/klagomål/A 63026-2025 FSC-klagomål.docx
@@ -878,7 +878,7 @@
     <w:r>
       <w:tab/>
       <w:tab/>
-      <w:t>2026-06-21</w:t>
+      <w:t>2026-06-22</w:t>
       <w:br/>
       <w:br/>
     </w:r>

--- a/klagomål/A 63026-2025 FSC-klagomål.docx
+++ b/klagomål/A 63026-2025 FSC-klagomål.docx
@@ -878,7 +878,7 @@
     <w:r>
       <w:tab/>
       <w:tab/>
-      <w:t>2026-06-22</w:t>
+      <w:t>2026-06-23</w:t>
       <w:br/>
       <w:br/>
     </w:r>

--- a/klagomål/A 63026-2025 FSC-klagomål.docx
+++ b/klagomål/A 63026-2025 FSC-klagomål.docx
@@ -878,7 +878,7 @@
     <w:r>
       <w:tab/>
       <w:tab/>
-      <w:t>2026-06-23</w:t>
+      <w:t>2026-06-24</w:t>
       <w:br/>
       <w:br/>
     </w:r>

--- a/klagomål/A 63026-2025 FSC-klagomål.docx
+++ b/klagomål/A 63026-2025 FSC-klagomål.docx
@@ -878,7 +878,7 @@
     <w:r>
       <w:tab/>
       <w:tab/>
-      <w:t>2026-06-24</w:t>
+      <w:t>2026-06-25</w:t>
       <w:br/>
       <w:br/>
     </w:r>

--- a/klagomål/A 63026-2025 FSC-klagomål.docx
+++ b/klagomål/A 63026-2025 FSC-klagomål.docx
@@ -878,7 +878,7 @@
     <w:r>
       <w:tab/>
       <w:tab/>
-      <w:t>2026-06-25</w:t>
+      <w:t>2026-06-26</w:t>
       <w:br/>
       <w:br/>
     </w:r>

--- a/klagomål/A 63026-2025 FSC-klagomål.docx
+++ b/klagomål/A 63026-2025 FSC-klagomål.docx
@@ -878,7 +878,7 @@
     <w:r>
       <w:tab/>
       <w:tab/>
-      <w:t>2026-06-26</w:t>
+      <w:t>2026-06-27</w:t>
       <w:br/>
       <w:br/>
     </w:r>

--- a/klagomål/A 63026-2025 FSC-klagomål.docx
+++ b/klagomål/A 63026-2025 FSC-klagomål.docx
@@ -878,7 +878,7 @@
     <w:r>
       <w:tab/>
       <w:tab/>
-      <w:t>2026-06-27</w:t>
+      <w:t>2026-06-28</w:t>
       <w:br/>
       <w:br/>
     </w:r>

--- a/klagomål/A 63026-2025 FSC-klagomål.docx
+++ b/klagomål/A 63026-2025 FSC-klagomål.docx
@@ -878,7 +878,7 @@
     <w:r>
       <w:tab/>
       <w:tab/>
-      <w:t>2026-06-28</w:t>
+      <w:t>2026-06-29</w:t>
       <w:br/>
       <w:br/>
     </w:r>

--- a/klagomål/A 63026-2025 FSC-klagomål.docx
+++ b/klagomål/A 63026-2025 FSC-klagomål.docx
@@ -878,7 +878,7 @@
     <w:r>
       <w:tab/>
       <w:tab/>
-      <w:t>2026-06-29</w:t>
+      <w:t>2026-06-30</w:t>
       <w:br/>
       <w:br/>
     </w:r>

--- a/klagomål/A 63026-2025 FSC-klagomål.docx
+++ b/klagomål/A 63026-2025 FSC-klagomål.docx
@@ -878,7 +878,7 @@
     <w:r>
       <w:tab/>
       <w:tab/>
-      <w:t>2026-06-30</w:t>
+      <w:t>2026-07-01</w:t>
       <w:br/>
       <w:br/>
     </w:r>

--- a/klagomål/A 63026-2025 FSC-klagomål.docx
+++ b/klagomål/A 63026-2025 FSC-klagomål.docx
@@ -878,7 +878,7 @@
     <w:r>
       <w:tab/>
       <w:tab/>
-      <w:t>2026-07-01</w:t>
+      <w:t>2026-07-02</w:t>
       <w:br/>
       <w:br/>
     </w:r>

--- a/klagomål/A 63026-2025 FSC-klagomål.docx
+++ b/klagomål/A 63026-2025 FSC-klagomål.docx
@@ -878,7 +878,7 @@
     <w:r>
       <w:tab/>
       <w:tab/>
-      <w:t>2026-07-13</w:t>
+      <w:t>2026-07-14</w:t>
       <w:br/>
       <w:br/>
     </w:r>

--- a/klagomål/A 63026-2025 FSC-klagomål.docx
+++ b/klagomål/A 63026-2025 FSC-klagomål.docx
@@ -878,7 +878,7 @@
     <w:r>
       <w:tab/>
       <w:tab/>
-      <w:t>2026-07-14</w:t>
+      <w:t>2026-07-15</w:t>
       <w:br/>
       <w:br/>
     </w:r>

--- a/klagomål/A 63026-2025 FSC-klagomål.docx
+++ b/klagomål/A 63026-2025 FSC-klagomål.docx
@@ -878,7 +878,7 @@
     <w:r>
       <w:tab/>
       <w:tab/>
-      <w:t>2026-07-15</w:t>
+      <w:t>2026-07-16</w:t>
       <w:br/>
       <w:br/>
     </w:r>

--- a/klagomål/A 63026-2025 FSC-klagomål.docx
+++ b/klagomål/A 63026-2025 FSC-klagomål.docx
@@ -878,7 +878,7 @@
     <w:r>
       <w:tab/>
       <w:tab/>
-      <w:t>2026-07-16</w:t>
+      <w:t>2026-07-17</w:t>
       <w:br/>
       <w:br/>
     </w:r>

--- a/klagomål/A 63026-2025 FSC-klagomål.docx
+++ b/klagomål/A 63026-2025 FSC-klagomål.docx
@@ -878,7 +878,7 @@
     <w:r>
       <w:tab/>
       <w:tab/>
-      <w:t>2026-07-17</w:t>
+      <w:t>2026-07-18</w:t>
       <w:br/>
       <w:br/>
     </w:r>

--- a/klagomål/A 63026-2025 FSC-klagomål.docx
+++ b/klagomål/A 63026-2025 FSC-klagomål.docx
@@ -878,7 +878,7 @@
     <w:r>
       <w:tab/>
       <w:tab/>
-      <w:t>2026-07-18</w:t>
+      <w:t>2026-07-19</w:t>
       <w:br/>
       <w:br/>
     </w:r>

--- a/klagomål/A 63026-2025 FSC-klagomål.docx
+++ b/klagomål/A 63026-2025 FSC-klagomål.docx
@@ -878,7 +878,7 @@
     <w:r>
       <w:tab/>
       <w:tab/>
-      <w:t>2026-07-19</w:t>
+      <w:t>2026-07-20</w:t>
       <w:br/>
       <w:br/>
     </w:r>

--- a/klagomål/A 63026-2025 FSC-klagomål.docx
+++ b/klagomål/A 63026-2025 FSC-klagomål.docx
@@ -878,7 +878,7 @@
     <w:r>
       <w:tab/>
       <w:tab/>
-      <w:t>2026-07-20</w:t>
+      <w:t>2026-07-21</w:t>
       <w:br/>
       <w:br/>
     </w:r>

--- a/klagomål/A 63026-2025 FSC-klagomål.docx
+++ b/klagomål/A 63026-2025 FSC-klagomål.docx
@@ -878,7 +878,7 @@
     <w:r>
       <w:tab/>
       <w:tab/>
-      <w:t>2026-07-21</w:t>
+      <w:t>2026-07-22</w:t>
       <w:br/>
       <w:br/>
     </w:r>

--- a/klagomål/A 63026-2025 FSC-klagomål.docx
+++ b/klagomål/A 63026-2025 FSC-klagomål.docx
@@ -878,7 +878,7 @@
     <w:r>
       <w:tab/>
       <w:tab/>
-      <w:t>2026-07-22</w:t>
+      <w:t>2026-07-23</w:t>
       <w:br/>
       <w:br/>
     </w:r>

--- a/klagomål/A 63026-2025 FSC-klagomål.docx
+++ b/klagomål/A 63026-2025 FSC-klagomål.docx
@@ -878,7 +878,7 @@
     <w:r>
       <w:tab/>
       <w:tab/>
-      <w:t>2026-07-23</w:t>
+      <w:t>2026-07-24</w:t>
       <w:br/>
       <w:br/>
     </w:r>

--- a/klagomål/A 63026-2025 FSC-klagomål.docx
+++ b/klagomål/A 63026-2025 FSC-klagomål.docx
@@ -216,7 +216,7 @@
         <w:spacing w:after="240"/>
       </w:pPr>
       <w:r>
-        <w:t>Figur 1. Fyndplatser för naturvårdsarter i och inom 21 meter från avverkningsanmälan. Markörer utan svart kant är placerade på fyndplatsen. Markörer med svart kant är placerade vid sidan av fyndplatsen har ett svart streck som visar fyndplatsens exakta position. Kartans mittpunktskoordinat är N 6664418, E 631804 i SWEREF 99 TM.</w:t>
+        <w:t>Figur 1. Fyndplatser för naturvårdsarter i och inom 21 meter från avverkningsanmälan. Markörer utan svart kant är placerade på fyndplatsen. Markörer med svart kant är placerade vid sidan av fyndplatsen och har ett svart streck som visar fyndplatsens exakta position. Kartans mittpunktskoordinat är N 6664418, E 631804 i SWEREF 99 TM.</w:t>
       </w:r>
     </w:p>
     <w:p>
@@ -878,7 +878,7 @@
     <w:r>
       <w:tab/>
       <w:tab/>
-      <w:t>2026-08-14</w:t>
+      <w:t>2026-08-15</w:t>
       <w:br/>
       <w:br/>
     </w:r>

--- a/klagomål/A 63026-2025 FSC-klagomål.docx
+++ b/klagomål/A 63026-2025 FSC-klagomål.docx
@@ -878,7 +878,7 @@
     <w:r>
       <w:tab/>
       <w:tab/>
-      <w:t>2026-08-15</w:t>
+      <w:t>2026-08-16</w:t>
       <w:br/>
       <w:br/>
     </w:r>

--- a/klagomål/A 63026-2025 FSC-klagomål.docx
+++ b/klagomål/A 63026-2025 FSC-klagomål.docx
@@ -878,7 +878,7 @@
     <w:r>
       <w:tab/>
       <w:tab/>
-      <w:t>2026-08-16</w:t>
+      <w:t>2026-08-17</w:t>
       <w:br/>
       <w:br/>
     </w:r>

--- a/klagomål/A 63026-2025 FSC-klagomål.docx
+++ b/klagomål/A 63026-2025 FSC-klagomål.docx
@@ -878,7 +878,7 @@
     <w:r>
       <w:tab/>
       <w:tab/>
-      <w:t>2026-08-17</w:t>
+      <w:t>2026-08-18</w:t>
       <w:br/>
       <w:br/>
     </w:r>

--- a/klagomål/A 63026-2025 FSC-klagomål.docx
+++ b/klagomål/A 63026-2025 FSC-klagomål.docx
@@ -878,7 +878,7 @@
     <w:r>
       <w:tab/>
       <w:tab/>
-      <w:t>2026-08-18</w:t>
+      <w:t>2026-08-19</w:t>
       <w:br/>
       <w:br/>
     </w:r>

--- a/klagomål/A 63026-2025 FSC-klagomål.docx
+++ b/klagomål/A 63026-2025 FSC-klagomål.docx
@@ -878,7 +878,7 @@
     <w:r>
       <w:tab/>
       <w:tab/>
-      <w:t>2026-08-19</w:t>
+      <w:t>2026-08-20</w:t>
       <w:br/>
       <w:br/>
     </w:r>

--- a/klagomål/A 63026-2025 FSC-klagomål.docx
+++ b/klagomål/A 63026-2025 FSC-klagomål.docx
@@ -878,7 +878,7 @@
     <w:r>
       <w:tab/>
       <w:tab/>
-      <w:t>2026-08-20</w:t>
+      <w:t>2026-08-21</w:t>
       <w:br/>
       <w:br/>
     </w:r>

--- a/klagomål/A 63026-2025 FSC-klagomål.docx
+++ b/klagomål/A 63026-2025 FSC-klagomål.docx
@@ -878,7 +878,7 @@
     <w:r>
       <w:tab/>
       <w:tab/>
-      <w:t>2026-08-21</w:t>
+      <w:t>2026-08-22</w:t>
       <w:br/>
       <w:br/>
     </w:r>

--- a/klagomål/A 63026-2025 FSC-klagomål.docx
+++ b/klagomål/A 63026-2025 FSC-klagomål.docx
@@ -878,7 +878,7 @@
     <w:r>
       <w:tab/>
       <w:tab/>
-      <w:t>2026-08-22</w:t>
+      <w:t>2026-08-23</w:t>
       <w:br/>
       <w:br/>
     </w:r>

--- a/klagomål/A 63026-2025 FSC-klagomål.docx
+++ b/klagomål/A 63026-2025 FSC-klagomål.docx
@@ -878,7 +878,7 @@
     <w:r>
       <w:tab/>
       <w:tab/>
-      <w:t>2026-08-23</w:t>
+      <w:t>2026-08-24</w:t>
       <w:br/>
       <w:br/>
     </w:r>

--- a/klagomål/A 63026-2025 FSC-klagomål.docx
+++ b/klagomål/A 63026-2025 FSC-klagomål.docx
@@ -878,7 +878,7 @@
     <w:r>
       <w:tab/>
       <w:tab/>
-      <w:t>2026-08-24</w:t>
+      <w:t>2026-08-25</w:t>
       <w:br/>
       <w:br/>
     </w:r>

--- a/klagomål/A 63026-2025 FSC-klagomål.docx
+++ b/klagomål/A 63026-2025 FSC-klagomål.docx
@@ -878,7 +878,7 @@
     <w:r>
       <w:tab/>
       <w:tab/>
-      <w:t>2026-08-25</w:t>
+      <w:t>2026-08-26</w:t>
       <w:br/>
       <w:br/>
     </w:r>

--- a/klagomål/A 63026-2025 FSC-klagomål.docx
+++ b/klagomål/A 63026-2025 FSC-klagomål.docx
@@ -878,7 +878,7 @@
     <w:r>
       <w:tab/>
       <w:tab/>
-      <w:t>2026-08-26</w:t>
+      <w:t>2026-08-27</w:t>
       <w:br/>
       <w:br/>
     </w:r>

--- a/klagomål/A 63026-2025 FSC-klagomål.docx
+++ b/klagomål/A 63026-2025 FSC-klagomål.docx
@@ -878,7 +878,7 @@
     <w:r>
       <w:tab/>
       <w:tab/>
-      <w:t>2026-08-27</w:t>
+      <w:t>2026-08-28</w:t>
       <w:br/>
       <w:br/>
     </w:r>

--- a/klagomål/A 63026-2025 FSC-klagomål.docx
+++ b/klagomål/A 63026-2025 FSC-klagomål.docx
@@ -878,7 +878,7 @@
     <w:r>
       <w:tab/>
       <w:tab/>
-      <w:t>2026-08-28</w:t>
+      <w:t>2026-08-29</w:t>
       <w:br/>
       <w:br/>
     </w:r>

--- a/klagomål/A 63026-2025 FSC-klagomål.docx
+++ b/klagomål/A 63026-2025 FSC-klagomål.docx
@@ -878,7 +878,7 @@
     <w:r>
       <w:tab/>
       <w:tab/>
-      <w:t>2026-08-29</w:t>
+      <w:t>2026-08-31</w:t>
       <w:br/>
       <w:br/>
     </w:r>

--- a/klagomål/A 63026-2025 FSC-klagomål.docx
+++ b/klagomål/A 63026-2025 FSC-klagomål.docx
@@ -878,7 +878,7 @@
     <w:r>
       <w:tab/>
       <w:tab/>
-      <w:t>2026-08-31</w:t>
+      <w:t>2026-09-01</w:t>
       <w:br/>
       <w:br/>
     </w:r>

--- a/klagomål/A 63026-2025 FSC-klagomål.docx
+++ b/klagomål/A 63026-2025 FSC-klagomål.docx
@@ -878,7 +878,7 @@
     <w:r>
       <w:tab/>
       <w:tab/>
-      <w:t>2026-09-01</w:t>
+      <w:t>2026-09-02</w:t>
       <w:br/>
       <w:br/>
     </w:r>

--- a/klagomål/A 63026-2025 FSC-klagomål.docx
+++ b/klagomål/A 63026-2025 FSC-klagomål.docx
@@ -878,7 +878,7 @@
     <w:r>
       <w:tab/>
       <w:tab/>
-      <w:t>2026-09-02</w:t>
+      <w:t>2026-09-03</w:t>
       <w:br/>
       <w:br/>
     </w:r>

--- a/klagomål/A 63026-2025 FSC-klagomål.docx
+++ b/klagomål/A 63026-2025 FSC-klagomål.docx
@@ -878,7 +878,7 @@
     <w:r>
       <w:tab/>
       <w:tab/>
-      <w:t>2026-09-03</w:t>
+      <w:t>2026-09-04</w:t>
       <w:br/>
       <w:br/>
     </w:r>

--- a/klagomål/A 63026-2025 FSC-klagomål.docx
+++ b/klagomål/A 63026-2025 FSC-klagomål.docx
@@ -878,7 +878,7 @@
     <w:r>
       <w:tab/>
       <w:tab/>
-      <w:t>2026-09-04</w:t>
+      <w:t>2026-09-05</w:t>
       <w:br/>
       <w:br/>
     </w:r>

--- a/klagomål/A 63026-2025 FSC-klagomål.docx
+++ b/klagomål/A 63026-2025 FSC-klagomål.docx
@@ -878,7 +878,7 @@
     <w:r>
       <w:tab/>
       <w:tab/>
-      <w:t>2026-09-05</w:t>
+      <w:t>2026-09-06</w:t>
       <w:br/>
       <w:br/>
     </w:r>

--- a/klagomål/A 63026-2025 FSC-klagomål.docx
+++ b/klagomål/A 63026-2025 FSC-klagomål.docx
@@ -878,7 +878,7 @@
     <w:r>
       <w:tab/>
       <w:tab/>
-      <w:t>2026-09-06</w:t>
+      <w:t>2026-09-07</w:t>
       <w:br/>
       <w:br/>
     </w:r>

--- a/klagomål/A 63026-2025 FSC-klagomål.docx
+++ b/klagomål/A 63026-2025 FSC-klagomål.docx
@@ -878,7 +878,7 @@
     <w:r>
       <w:tab/>
       <w:tab/>
-      <w:t>2026-09-07</w:t>
+      <w:t>2026-09-08</w:t>
       <w:br/>
       <w:br/>
     </w:r>

--- a/klagomål/A 63026-2025 FSC-klagomål.docx
+++ b/klagomål/A 63026-2025 FSC-klagomål.docx
@@ -878,7 +878,7 @@
     <w:r>
       <w:tab/>
       <w:tab/>
-      <w:t>2026-09-08</w:t>
+      <w:t>2026-09-09</w:t>
       <w:br/>
       <w:br/>
     </w:r>

--- a/klagomål/A 63026-2025 FSC-klagomål.docx
+++ b/klagomål/A 63026-2025 FSC-klagomål.docx
@@ -878,7 +878,7 @@
     <w:r>
       <w:tab/>
       <w:tab/>
-      <w:t>2026-09-09</w:t>
+      <w:t>2026-09-10</w:t>
       <w:br/>
       <w:br/>
     </w:r>

--- a/klagomål/A 63026-2025 FSC-klagomål.docx
+++ b/klagomål/A 63026-2025 FSC-klagomål.docx
@@ -878,7 +878,7 @@
     <w:r>
       <w:tab/>
       <w:tab/>
-      <w:t>2026-09-10</w:t>
+      <w:t>2026-09-11</w:t>
       <w:br/>
       <w:br/>
     </w:r>

--- a/klagomål/A 63026-2025 FSC-klagomål.docx
+++ b/klagomål/A 63026-2025 FSC-klagomål.docx
@@ -878,7 +878,7 @@
     <w:r>
       <w:tab/>
       <w:tab/>
-      <w:t>2026-09-11</w:t>
+      <w:t>2026-09-12</w:t>
       <w:br/>
       <w:br/>
     </w:r>
